--- a/flow/20230927_hours/drafts/2024-05-g/09.05.docx
+++ b/flow/20230927_hours/drafts/2024-05-g/09.05.docx
@@ -1492,6 +1492,54 @@
         <w:rPr>
           <w:rFonts w:ascii="Times New Roman" w:hAnsi="Times New Roman"/>
           <w:i/>
+          <w:color w:val="FF4400"/>
+          <w:sz w:val="24"/>
+        </w:rPr>
+        <w:t xml:space="preserve">Тропар (г. 4): </w:t>
+      </w:r>
+      <w:r>
+        <w:rPr>
+          <w:rFonts w:ascii="Times New Roman" w:hAnsi="Times New Roman"/>
+          <w:sz w:val="24"/>
+        </w:rPr>
+        <w:t>Христо́с воскре́с із ме́ртвих, сме́ртю смерть подола́в, і тим, що в гроба́х, життя́</w:t>
+      </w:r>
+      <w:r>
+        <w:rPr>
+          <w:rFonts w:ascii="MS Shell Dlg 2" w:hAnsi="MS Shell Dlg 2"/>
+          <w:sz w:val="17"/>
+        </w:rPr>
+        <w:t xml:space="preserve"> </w:t>
+      </w:r>
+      <w:r>
+        <w:rPr>
+          <w:rFonts w:ascii="Times New Roman" w:hAnsi="Times New Roman"/>
+          <w:sz w:val="24"/>
+        </w:rPr>
+        <w:t>дарува́в.</w:t>
+      </w:r>
+    </w:p>
+    <w:p>
+      <w:pPr>
+        <w:spacing w:line="240" w:lineRule="auto"/>
+        <w:rPr>
+          <w:rFonts w:ascii="Times New Roman" w:hAnsi="Times New Roman"/>
+          <w:sz w:val="24"/>
+        </w:rPr>
+      </w:pPr>
+      <w:r>
+        <w:rPr>
+          <w:rFonts w:ascii="Times New Roman" w:hAnsi="Times New Roman"/>
+          <w:sz w:val="24"/>
+        </w:rPr>
+        <w:t>Слава Отцю, і Сину, і Святому Духові.</w:t>
+      </w:r>
+    </w:p>
+    <w:p>
+      <w:r>
+        <w:rPr>
+          <w:rFonts w:ascii="Times New Roman" w:hAnsi="Times New Roman"/>
+          <w:i/>
           <w:color w:val="FF0000"/>
           <w:sz w:val="24"/>
         </w:rPr>
@@ -1632,97 +1680,442 @@
           <w:rFonts w:ascii="Times New Roman" w:hAnsi="Times New Roman"/>
           <w:sz w:val="24"/>
         </w:rPr>
-        <w:t>Слава Отцю, і Сину, і Святому Духові.</w:t>
-      </w:r>
-    </w:p>
-    <w:p>
-      <w:r>
-        <w:rPr>
-          <w:rFonts w:ascii="Times New Roman" w:hAnsi="Times New Roman"/>
-          <w:i/>
-          <w:color w:val="FF0000"/>
-          <w:sz w:val="24"/>
-        </w:rPr>
-        <w:t>Тропар (</w:t>
-      </w:r>
-      <w:r>
-        <w:rPr>
-          <w:rFonts w:ascii="Times New Roman" w:hAnsi="Times New Roman"/>
-          <w:i/>
-          <w:color w:val="FF0000"/>
-          <w:sz w:val="24"/>
-        </w:rPr>
-        <w:t>г. 4):</w:t>
-      </w:r>
-      <w:r>
-        <w:rPr>
-          <w:rFonts w:ascii="Times New Roman" w:hAnsi="Times New Roman"/>
-          <w:sz w:val="24"/>
-        </w:rPr>
-        <w:t xml:space="preserve"> Настав день свята світлого,* місто Барі радіє і з ним вся </w:t>
-      </w:r>
-      <w:r>
-        <w:rPr>
-          <w:rFonts w:ascii="Times New Roman" w:hAnsi="Times New Roman"/>
-          <w:sz w:val="24"/>
-        </w:rPr>
-        <w:t>вселенна</w:t>
-      </w:r>
-      <w:r>
-        <w:rPr>
-          <w:rFonts w:ascii="Times New Roman" w:hAnsi="Times New Roman"/>
-          <w:sz w:val="24"/>
-        </w:rPr>
-        <w:t xml:space="preserve"> ликує піснями і співами духовними.* </w:t>
-      </w:r>
-      <w:r>
-        <w:rPr>
-          <w:rFonts w:ascii="Times New Roman" w:hAnsi="Times New Roman"/>
-          <w:sz w:val="24"/>
-        </w:rPr>
-        <w:t>Днесь</w:t>
-      </w:r>
-      <w:r>
-        <w:rPr>
-          <w:rFonts w:ascii="Times New Roman" w:hAnsi="Times New Roman"/>
-          <w:sz w:val="24"/>
-        </w:rPr>
-        <w:t xml:space="preserve"> бо священне торжество перенесення* чесних і </w:t>
-      </w:r>
-      <w:r>
-        <w:rPr>
-          <w:rFonts w:ascii="Times New Roman" w:hAnsi="Times New Roman"/>
-          <w:sz w:val="24"/>
-        </w:rPr>
-        <w:t>багатоцілющих</w:t>
-      </w:r>
-      <w:r>
-        <w:rPr>
-          <w:rFonts w:ascii="Times New Roman" w:hAnsi="Times New Roman"/>
-          <w:sz w:val="24"/>
-        </w:rPr>
-        <w:t xml:space="preserve"> мощів святителя й чудотворця Миколая,* як сонце </w:t>
-      </w:r>
-      <w:r>
-        <w:rPr>
-          <w:rFonts w:ascii="Times New Roman" w:hAnsi="Times New Roman"/>
-          <w:sz w:val="24"/>
-        </w:rPr>
-        <w:t>незаходиме</w:t>
-      </w:r>
-      <w:r>
-        <w:rPr>
-          <w:rFonts w:ascii="Times New Roman" w:hAnsi="Times New Roman"/>
-          <w:sz w:val="24"/>
-        </w:rPr>
-        <w:t xml:space="preserve">, </w:t>
-      </w:r>
-      <w:r>
-        <w:rPr>
-          <w:rFonts w:ascii="Times New Roman" w:hAnsi="Times New Roman"/>
-          <w:sz w:val="24"/>
-        </w:rPr>
-        <w:t>возсіяло</w:t>
+        <w:t xml:space="preserve">І нині, і повсякчас, і на віки </w:t>
+      </w:r>
+      <w:r>
+        <w:rPr>
+          <w:rFonts w:ascii="Times New Roman" w:hAnsi="Times New Roman"/>
+          <w:sz w:val="24"/>
+        </w:rPr>
+        <w:t>віків.</w:t>
+      </w:r>
+      <w:r>
+        <w:rPr>
+          <w:rFonts w:ascii="Times New Roman" w:hAnsi="Times New Roman"/>
+          <w:sz w:val="24"/>
+        </w:rPr>
+        <w:t xml:space="preserve"> Амінь.</w:t>
+      </w:r>
+    </w:p>
+    <w:p>
+      <w:pPr>
+        <w:spacing w:line="240" w:lineRule="auto"/>
+        <w:rPr>
+          <w:rFonts w:ascii="Times New Roman" w:hAnsi="Times New Roman"/>
+          <w:sz w:val="24"/>
+        </w:rPr>
+      </w:pPr>
+      <w:r>
+        <w:rPr>
+          <w:rFonts w:ascii="Times New Roman" w:hAnsi="Times New Roman"/>
+          <w:sz w:val="24"/>
+        </w:rPr>
+        <w:t xml:space="preserve">Як нам називати тебе, Благодатна?* Небом? – Ти бо </w:t>
+      </w:r>
+      <w:proofErr w:type="spellStart"/>
+      <w:r>
+        <w:rPr>
+          <w:rFonts w:ascii="Times New Roman" w:hAnsi="Times New Roman"/>
+          <w:sz w:val="24"/>
+        </w:rPr>
+        <w:t>випромінила</w:t>
+      </w:r>
+      <w:proofErr w:type="spellEnd"/>
+      <w:r>
+        <w:rPr>
+          <w:rFonts w:ascii="Times New Roman" w:hAnsi="Times New Roman"/>
+          <w:sz w:val="24"/>
+        </w:rPr>
+        <w:t xml:space="preserve"> Сонце Правди.* Раєм? Ти бо виростила нам Квіт нетління.* Дівою – Ти бо зосталася нетлінна.* Чистою Матір'ю? – Ти бо носила у святих обіймах твоїх Сина, всіх Бога.* Його ж моли, щоб спас душі наші.</w:t>
+      </w:r>
+    </w:p>
+    <w:p>
+      <w:pPr>
+        <w:spacing w:line="240" w:lineRule="auto"/>
+        <w:jc w:val="center"/>
+        <w:rPr>
+          <w:rFonts w:ascii="Times New Roman" w:hAnsi="Times New Roman"/>
+          <w:i/>
+          <w:sz w:val="24"/>
+        </w:rPr>
+      </w:pPr>
+      <w:r>
+        <w:rPr>
+          <w:rFonts w:ascii="Times New Roman" w:hAnsi="Times New Roman"/>
+          <w:i/>
+          <w:color w:val="FF0000"/>
+          <w:sz w:val="24"/>
+        </w:rPr>
+        <w:t>*****</w:t>
+      </w:r>
+    </w:p>
+    <w:p>
+      <w:pPr>
+        <w:spacing w:line="240" w:lineRule="auto"/>
+        <w:rPr>
+          <w:rFonts w:ascii="Times New Roman" w:hAnsi="Times New Roman"/>
+          <w:sz w:val="24"/>
+        </w:rPr>
+      </w:pPr>
+      <w:r>
+        <w:rPr>
+          <w:rFonts w:ascii="Times New Roman" w:hAnsi="Times New Roman"/>
+          <w:sz w:val="24"/>
+        </w:rPr>
+        <w:t xml:space="preserve">Стопи мої спрямуй за твоїм словом,* і ніяке беззаконня нехай не запанує наді мною. Визволь мене від людської обмови,* і я твої заповіді пильнуватиму. Світи своїм обличчям на слугу твого,* і навчи мене установ твоїх. </w:t>
+      </w:r>
+      <w:r>
+        <w:rPr>
+          <w:rFonts w:ascii="Times New Roman" w:hAnsi="Times New Roman"/>
+          <w:i/>
+          <w:color w:val="FF0000"/>
+          <w:sz w:val="24"/>
+        </w:rPr>
+        <w:t>(Пс. 118: 133-135)</w:t>
+      </w:r>
+    </w:p>
+    <w:p>
+      <w:pPr>
+        <w:spacing w:line="240" w:lineRule="auto"/>
+        <w:rPr>
+          <w:rFonts w:ascii="Times New Roman" w:hAnsi="Times New Roman"/>
+          <w:sz w:val="24"/>
+        </w:rPr>
+      </w:pPr>
+      <w:r>
+        <w:rPr>
+          <w:rFonts w:ascii="Times New Roman" w:hAnsi="Times New Roman"/>
+          <w:sz w:val="24"/>
+        </w:rPr>
+        <w:t xml:space="preserve">Нехай наповняться уста мої хвалою твоєю, Господи,* щоб оспівувати славу твою, увесь день – величність твою. </w:t>
+      </w:r>
+      <w:r>
+        <w:rPr>
+          <w:rFonts w:ascii="Times New Roman" w:hAnsi="Times New Roman"/>
+          <w:i/>
+          <w:color w:val="FF0000"/>
+          <w:sz w:val="24"/>
+        </w:rPr>
+        <w:t>(Пс. 70: 8)</w:t>
+      </w:r>
+    </w:p>
+    <w:p>
+      <w:pPr>
+        <w:spacing w:line="240" w:lineRule="auto"/>
+        <w:jc w:val="center"/>
+        <w:rPr>
+          <w:rFonts w:ascii="Times New Roman" w:hAnsi="Times New Roman"/>
+          <w:sz w:val="24"/>
+        </w:rPr>
+      </w:pPr>
+      <w:r>
+        <w:rPr>
+          <w:rFonts w:ascii="Times New Roman" w:hAnsi="Times New Roman"/>
+          <w:i/>
+          <w:color w:val="FF0000"/>
+          <w:sz w:val="24"/>
+        </w:rPr>
+        <w:t>*****</w:t>
+      </w:r>
+    </w:p>
+    <w:p>
+      <w:pPr>
+        <w:spacing w:line="240" w:lineRule="auto"/>
+        <w:rPr>
+          <w:rFonts w:ascii="Times New Roman" w:hAnsi="Times New Roman"/>
+          <w:sz w:val="24"/>
+        </w:rPr>
+      </w:pPr>
+      <w:r>
+        <w:rPr>
+          <w:rFonts w:ascii="Times New Roman" w:hAnsi="Times New Roman"/>
+          <w:sz w:val="24"/>
+        </w:rPr>
+        <w:t xml:space="preserve">Святий Боже, святий Кріпкий, святий Безсмертний, помилуй нас </w:t>
+      </w:r>
+      <w:r>
+        <w:rPr>
+          <w:rFonts w:ascii="Times New Roman" w:hAnsi="Times New Roman"/>
+          <w:i/>
+          <w:color w:val="FF0000"/>
+          <w:sz w:val="24"/>
+        </w:rPr>
+        <w:t>(3 р.)</w:t>
+      </w:r>
+      <w:r>
+        <w:rPr>
+          <w:rFonts w:ascii="Times New Roman" w:hAnsi="Times New Roman"/>
+          <w:sz w:val="24"/>
+        </w:rPr>
+        <w:t>.</w:t>
+      </w:r>
+    </w:p>
+    <w:p>
+      <w:pPr>
+        <w:spacing w:line="240" w:lineRule="auto"/>
+        <w:rPr>
+          <w:rFonts w:ascii="Times New Roman" w:hAnsi="Times New Roman"/>
+          <w:sz w:val="24"/>
+        </w:rPr>
+      </w:pPr>
+      <w:r>
+        <w:rPr>
+          <w:rFonts w:ascii="Times New Roman" w:hAnsi="Times New Roman"/>
+          <w:sz w:val="24"/>
+        </w:rPr>
+        <w:t xml:space="preserve">Слава Отцю, і Сину, і Святому Духові,* </w:t>
+      </w:r>
+      <w:r>
+        <w:rPr>
+          <w:rFonts w:ascii="Times New Roman" w:hAnsi="Times New Roman"/>
+          <w:sz w:val="24"/>
+        </w:rPr>
+        <w:t>і нині, і повсякчас</w:t>
+      </w:r>
+      <w:r>
+        <w:rPr>
+          <w:rFonts w:ascii="Times New Roman" w:hAnsi="Times New Roman"/>
+          <w:sz w:val="24"/>
+        </w:rPr>
+        <w:t xml:space="preserve">, і на віки </w:t>
+      </w:r>
+      <w:r>
+        <w:rPr>
+          <w:rFonts w:ascii="Times New Roman" w:hAnsi="Times New Roman"/>
+          <w:sz w:val="24"/>
+        </w:rPr>
+        <w:t>віків.</w:t>
+      </w:r>
+      <w:r>
+        <w:rPr>
+          <w:rFonts w:ascii="Times New Roman" w:hAnsi="Times New Roman"/>
+          <w:sz w:val="24"/>
+        </w:rPr>
+        <w:t xml:space="preserve"> Амінь.</w:t>
+      </w:r>
+    </w:p>
+    <w:p>
+      <w:pPr>
+        <w:spacing w:line="240" w:lineRule="auto"/>
+        <w:rPr>
+          <w:rFonts w:ascii="Times New Roman" w:hAnsi="Times New Roman"/>
+          <w:sz w:val="24"/>
+        </w:rPr>
+      </w:pPr>
+      <w:r>
+        <w:rPr>
+          <w:rFonts w:ascii="Times New Roman" w:hAnsi="Times New Roman"/>
+          <w:sz w:val="24"/>
+        </w:rPr>
+        <w:t xml:space="preserve">Пресвята </w:t>
+      </w:r>
+      <w:proofErr w:type="spellStart"/>
+      <w:r>
+        <w:rPr>
+          <w:rFonts w:ascii="Times New Roman" w:hAnsi="Times New Roman"/>
+          <w:sz w:val="24"/>
+        </w:rPr>
+        <w:t>Тройце</w:t>
+      </w:r>
+      <w:proofErr w:type="spellEnd"/>
+      <w:r>
+        <w:rPr>
+          <w:rFonts w:ascii="Times New Roman" w:hAnsi="Times New Roman"/>
+          <w:sz w:val="24"/>
+        </w:rPr>
+        <w:t xml:space="preserve">, помилуй нас;* Господи, очисти гріхи наші;* Владико, прости беззаконня наші;* Святий, завітай і зціли </w:t>
+      </w:r>
+      <w:proofErr w:type="spellStart"/>
+      <w:r>
+        <w:rPr>
+          <w:rFonts w:ascii="Times New Roman" w:hAnsi="Times New Roman"/>
+          <w:sz w:val="24"/>
+        </w:rPr>
+        <w:t>немочі</w:t>
+      </w:r>
+      <w:proofErr w:type="spellEnd"/>
+      <w:r>
+        <w:rPr>
+          <w:rFonts w:ascii="Times New Roman" w:hAnsi="Times New Roman"/>
+          <w:sz w:val="24"/>
+        </w:rPr>
+        <w:t xml:space="preserve"> наші </w:t>
+      </w:r>
+      <w:proofErr w:type="spellStart"/>
+      <w:r>
+        <w:rPr>
+          <w:rFonts w:ascii="Times New Roman" w:hAnsi="Times New Roman"/>
+          <w:sz w:val="24"/>
+        </w:rPr>
+        <w:t>імени</w:t>
+      </w:r>
+      <w:proofErr w:type="spellEnd"/>
+      <w:r>
+        <w:rPr>
+          <w:rFonts w:ascii="Times New Roman" w:hAnsi="Times New Roman"/>
+          <w:sz w:val="24"/>
+        </w:rPr>
+        <w:t xml:space="preserve"> твого ради.</w:t>
+      </w:r>
+    </w:p>
+    <w:p>
+      <w:pPr>
+        <w:spacing w:line="240" w:lineRule="auto"/>
+        <w:rPr>
+          <w:rFonts w:ascii="Times New Roman" w:hAnsi="Times New Roman"/>
+          <w:sz w:val="24"/>
+        </w:rPr>
+      </w:pPr>
+      <w:r>
+        <w:rPr>
+          <w:rFonts w:ascii="Times New Roman" w:hAnsi="Times New Roman"/>
+          <w:sz w:val="24"/>
+        </w:rPr>
+        <w:t xml:space="preserve">Господи, помилуй </w:t>
+      </w:r>
+      <w:r>
+        <w:rPr>
+          <w:rFonts w:ascii="Times New Roman" w:hAnsi="Times New Roman"/>
+          <w:i/>
+          <w:color w:val="FF0000"/>
+          <w:sz w:val="24"/>
+        </w:rPr>
+        <w:t>(3 р.)</w:t>
+      </w:r>
+      <w:r>
+        <w:rPr>
+          <w:rFonts w:ascii="Times New Roman" w:hAnsi="Times New Roman"/>
+          <w:sz w:val="24"/>
+        </w:rPr>
+        <w:t>.</w:t>
+      </w:r>
+    </w:p>
+    <w:p>
+      <w:pPr>
+        <w:spacing w:line="240" w:lineRule="auto"/>
+        <w:rPr>
+          <w:rFonts w:ascii="Times New Roman" w:hAnsi="Times New Roman"/>
+          <w:sz w:val="24"/>
+        </w:rPr>
+      </w:pPr>
+      <w:r>
+        <w:rPr>
+          <w:rFonts w:ascii="Times New Roman" w:hAnsi="Times New Roman"/>
+          <w:sz w:val="24"/>
+        </w:rPr>
+        <w:t xml:space="preserve">Слава Отцю, і Сину, і Святому Духові,* </w:t>
+      </w:r>
+      <w:r>
+        <w:rPr>
+          <w:rFonts w:ascii="Times New Roman" w:hAnsi="Times New Roman"/>
+          <w:sz w:val="24"/>
+        </w:rPr>
+        <w:t>і нині, і повсякчас</w:t>
+      </w:r>
+      <w:r>
+        <w:rPr>
+          <w:rFonts w:ascii="Times New Roman" w:hAnsi="Times New Roman"/>
+          <w:sz w:val="24"/>
+        </w:rPr>
+        <w:t xml:space="preserve">, і на віки </w:t>
+      </w:r>
+      <w:r>
+        <w:rPr>
+          <w:rFonts w:ascii="Times New Roman" w:hAnsi="Times New Roman"/>
+          <w:sz w:val="24"/>
+        </w:rPr>
+        <w:t>віків.</w:t>
+      </w:r>
+      <w:r>
+        <w:rPr>
+          <w:rFonts w:ascii="Times New Roman" w:hAnsi="Times New Roman"/>
+          <w:sz w:val="24"/>
+        </w:rPr>
+        <w:t xml:space="preserve"> Амінь.</w:t>
+      </w:r>
+    </w:p>
+    <w:p>
+      <w:pPr>
+        <w:spacing w:line="240" w:lineRule="auto"/>
+        <w:rPr>
+          <w:rFonts w:ascii="Times New Roman" w:hAnsi="Times New Roman"/>
+          <w:sz w:val="24"/>
+        </w:rPr>
+      </w:pPr>
+      <w:r>
+        <w:rPr>
+          <w:rFonts w:ascii="Times New Roman" w:hAnsi="Times New Roman"/>
+          <w:sz w:val="24"/>
+        </w:rPr>
+        <w:t>Отче наш, що єси на небесах,* нехай святиться ім’я твоє,* нехай прийде царство твоє,* нехай буде воля твоя, як на небі, так і на землі.* Хліб наш насущний дай нам сьогодні,* і прости нам провини наші,* як і ми прощаємо винуватцям нашим,* і не введи нас у спокусу,* але визволи нас від лукавого.</w:t>
+      </w:r>
+    </w:p>
+    <w:p>
+      <w:pPr>
+        <w:spacing w:line="240" w:lineRule="auto"/>
+        <w:rPr>
+          <w:rFonts w:ascii="Times New Roman" w:hAnsi="Times New Roman"/>
+          <w:sz w:val="24"/>
+        </w:rPr>
+      </w:pPr>
+      <w:r>
+        <w:rPr>
+          <w:rFonts w:ascii="Times New Roman" w:hAnsi="Times New Roman"/>
+          <w:i/>
+          <w:color w:val="FF0000"/>
+          <w:sz w:val="24"/>
+        </w:rPr>
+        <w:t xml:space="preserve">Священик: </w:t>
+      </w:r>
+      <w:r>
+        <w:rPr>
+          <w:rFonts w:ascii="Times New Roman" w:hAnsi="Times New Roman"/>
+          <w:sz w:val="24"/>
+        </w:rPr>
+        <w:t xml:space="preserve">Бо твоє є царство, і сила, і слава, Отця, і Сина, і Святого Духа, нині і повсякчас, і на віки </w:t>
+      </w:r>
+      <w:r>
+        <w:rPr>
+          <w:rFonts w:ascii="Times New Roman" w:hAnsi="Times New Roman"/>
+          <w:sz w:val="24"/>
+        </w:rPr>
+        <w:t>віків.</w:t>
+      </w:r>
+    </w:p>
+    <w:p>
+      <w:pPr>
+        <w:spacing w:line="240" w:lineRule="auto"/>
+        <w:rPr>
+          <w:rFonts w:ascii="Times New Roman" w:hAnsi="Times New Roman"/>
+          <w:sz w:val="24"/>
+        </w:rPr>
+      </w:pPr>
+      <w:r>
+        <w:rPr>
+          <w:rFonts w:ascii="Times New Roman" w:hAnsi="Times New Roman"/>
+          <w:i/>
+          <w:color w:val="FF0000"/>
+          <w:sz w:val="24"/>
+        </w:rPr>
+        <w:t xml:space="preserve">Вірні: </w:t>
+      </w:r>
+      <w:r>
+        <w:rPr>
+          <w:rFonts w:ascii="Times New Roman" w:hAnsi="Times New Roman"/>
+          <w:sz w:val="24"/>
+        </w:rPr>
+        <w:t>Амінь.</w:t>
+      </w:r>
+    </w:p>
+    <w:p>
+      <w:r>
+        <w:rPr>
+          <w:rFonts w:ascii="Times New Roman" w:hAnsi="Times New Roman"/>
+          <w:i/>
+          <w:color w:val="FF4400"/>
+          <w:sz w:val="24"/>
+        </w:rPr>
+        <w:t>Кондак (г. 8):</w:t>
       </w:r>
       <w:r>
         <w:rPr>
@@ -1734,524 +2127,10 @@
       <w:r>
         <w:rPr>
           <w:rFonts w:ascii="Times New Roman" w:hAnsi="Times New Roman"/>
-          <w:sz w:val="24"/>
-        </w:rPr>
-        <w:t>світлозоряним</w:t>
-      </w:r>
-      <w:r>
-        <w:rPr>
-          <w:rFonts w:ascii="Times New Roman" w:hAnsi="Times New Roman"/>
-          <w:sz w:val="24"/>
-        </w:rPr>
-        <w:t>и</w:t>
-      </w:r>
-      <w:r>
-        <w:rPr>
-          <w:rFonts w:ascii="Times New Roman" w:hAnsi="Times New Roman"/>
-          <w:sz w:val="24"/>
-        </w:rPr>
-        <w:t xml:space="preserve"> </w:t>
-      </w:r>
-      <w:r>
-        <w:rPr>
-          <w:rFonts w:ascii="Times New Roman" w:hAnsi="Times New Roman"/>
-          <w:sz w:val="24"/>
-        </w:rPr>
-        <w:t>лучами</w:t>
-      </w:r>
-      <w:r>
-        <w:rPr>
-          <w:rFonts w:ascii="Times New Roman" w:hAnsi="Times New Roman"/>
-          <w:sz w:val="24"/>
-        </w:rPr>
-        <w:t>* і розганяє темряву спокус і бід від тих, що з вірою взивають:* Спасай нас як заступник наш великий, Миколаю.</w:t>
-      </w:r>
-    </w:p>
-    <w:p>
-      <w:pPr>
-        <w:spacing w:line="240" w:lineRule="auto"/>
-        <w:rPr>
-          <w:rFonts w:ascii="Times New Roman" w:hAnsi="Times New Roman"/>
-          <w:sz w:val="24"/>
-        </w:rPr>
-      </w:pPr>
-      <w:r>
-        <w:rPr>
-          <w:rFonts w:ascii="Times New Roman" w:hAnsi="Times New Roman"/>
-          <w:sz w:val="24"/>
-        </w:rPr>
-        <w:t xml:space="preserve">І нині, і повсякчас, і на віки </w:t>
-      </w:r>
-      <w:r>
-        <w:rPr>
-          <w:rFonts w:ascii="Times New Roman" w:hAnsi="Times New Roman"/>
-          <w:sz w:val="24"/>
-        </w:rPr>
-        <w:t>віків.</w:t>
-      </w:r>
-      <w:r>
-        <w:rPr>
-          <w:rFonts w:ascii="Times New Roman" w:hAnsi="Times New Roman"/>
-          <w:sz w:val="24"/>
-        </w:rPr>
-        <w:t xml:space="preserve"> Амінь.</w:t>
-      </w:r>
-    </w:p>
-    <w:p>
-      <w:pPr>
-        <w:spacing w:line="240" w:lineRule="auto"/>
-        <w:rPr>
-          <w:rFonts w:ascii="Times New Roman" w:hAnsi="Times New Roman"/>
-          <w:sz w:val="24"/>
-        </w:rPr>
-      </w:pPr>
-      <w:r>
-        <w:rPr>
-          <w:rFonts w:ascii="Times New Roman" w:hAnsi="Times New Roman"/>
-          <w:sz w:val="24"/>
-        </w:rPr>
-        <w:t xml:space="preserve">Як нам називати тебе, Благодатна?* Небом? – Ти бо </w:t>
-      </w:r>
-      <w:proofErr w:type="spellStart"/>
-      <w:r>
-        <w:rPr>
-          <w:rFonts w:ascii="Times New Roman" w:hAnsi="Times New Roman"/>
-          <w:sz w:val="24"/>
-        </w:rPr>
-        <w:t>випромінила</w:t>
-      </w:r>
-      <w:proofErr w:type="spellEnd"/>
-      <w:r>
-        <w:rPr>
-          <w:rFonts w:ascii="Times New Roman" w:hAnsi="Times New Roman"/>
-          <w:sz w:val="24"/>
-        </w:rPr>
-        <w:t xml:space="preserve"> Сонце Правди.* Раєм? Ти бо виростила нам Квіт нетління.* Дівою – Ти бо зосталася нетлінна.* Чистою Матір'ю? – Ти бо носила у святих обіймах твоїх Сина, всіх Бога.* Його ж моли, щоб спас душі наші.</w:t>
-      </w:r>
-    </w:p>
-    <w:p>
-      <w:pPr>
-        <w:spacing w:line="240" w:lineRule="auto"/>
-        <w:jc w:val="center"/>
-        <w:rPr>
-          <w:rFonts w:ascii="Times New Roman" w:hAnsi="Times New Roman"/>
-          <w:i/>
-          <w:sz w:val="24"/>
-        </w:rPr>
-      </w:pPr>
-      <w:r>
-        <w:rPr>
-          <w:rFonts w:ascii="Times New Roman" w:hAnsi="Times New Roman"/>
-          <w:i/>
-          <w:color w:val="FF0000"/>
-          <w:sz w:val="24"/>
-        </w:rPr>
-        <w:t>*****</w:t>
-      </w:r>
-    </w:p>
-    <w:p>
-      <w:pPr>
-        <w:spacing w:line="240" w:lineRule="auto"/>
-        <w:rPr>
-          <w:rFonts w:ascii="Times New Roman" w:hAnsi="Times New Roman"/>
-          <w:sz w:val="24"/>
-        </w:rPr>
-      </w:pPr>
-      <w:r>
-        <w:rPr>
-          <w:rFonts w:ascii="Times New Roman" w:hAnsi="Times New Roman"/>
-          <w:sz w:val="24"/>
-        </w:rPr>
-        <w:t xml:space="preserve">Стопи мої спрямуй за твоїм словом,* і ніяке беззаконня нехай не запанує наді мною. Визволь мене від людської обмови,* і я твої заповіді пильнуватиму. Світи своїм обличчям на слугу твого,* і навчи мене установ твоїх. </w:t>
-      </w:r>
-      <w:r>
-        <w:rPr>
-          <w:rFonts w:ascii="Times New Roman" w:hAnsi="Times New Roman"/>
-          <w:i/>
-          <w:color w:val="FF0000"/>
-          <w:sz w:val="24"/>
-        </w:rPr>
-        <w:t>(Пс. 118: 133-135)</w:t>
-      </w:r>
-    </w:p>
-    <w:p>
-      <w:pPr>
-        <w:spacing w:line="240" w:lineRule="auto"/>
-        <w:rPr>
-          <w:rFonts w:ascii="Times New Roman" w:hAnsi="Times New Roman"/>
-          <w:sz w:val="24"/>
-        </w:rPr>
-      </w:pPr>
-      <w:r>
-        <w:rPr>
-          <w:rFonts w:ascii="Times New Roman" w:hAnsi="Times New Roman"/>
-          <w:sz w:val="24"/>
-        </w:rPr>
-        <w:t xml:space="preserve">Нехай наповняться уста мої хвалою твоєю, Господи,* щоб оспівувати славу твою, увесь день – величність твою. </w:t>
-      </w:r>
-      <w:r>
-        <w:rPr>
-          <w:rFonts w:ascii="Times New Roman" w:hAnsi="Times New Roman"/>
-          <w:i/>
-          <w:color w:val="FF0000"/>
-          <w:sz w:val="24"/>
-        </w:rPr>
-        <w:t>(Пс. 70: 8)</w:t>
-      </w:r>
-    </w:p>
-    <w:p>
-      <w:pPr>
-        <w:spacing w:line="240" w:lineRule="auto"/>
-        <w:jc w:val="center"/>
-        <w:rPr>
-          <w:rFonts w:ascii="Times New Roman" w:hAnsi="Times New Roman"/>
-          <w:sz w:val="24"/>
-        </w:rPr>
-      </w:pPr>
-      <w:r>
-        <w:rPr>
-          <w:rFonts w:ascii="Times New Roman" w:hAnsi="Times New Roman"/>
-          <w:i/>
-          <w:color w:val="FF0000"/>
-          <w:sz w:val="24"/>
-        </w:rPr>
-        <w:t>*****</w:t>
-      </w:r>
-    </w:p>
-    <w:p>
-      <w:pPr>
-        <w:spacing w:line="240" w:lineRule="auto"/>
-        <w:rPr>
-          <w:rFonts w:ascii="Times New Roman" w:hAnsi="Times New Roman"/>
-          <w:sz w:val="24"/>
-        </w:rPr>
-      </w:pPr>
-      <w:r>
-        <w:rPr>
-          <w:rFonts w:ascii="Times New Roman" w:hAnsi="Times New Roman"/>
-          <w:sz w:val="24"/>
-        </w:rPr>
-        <w:t xml:space="preserve">Святий Боже, святий Кріпкий, святий Безсмертний, помилуй нас </w:t>
-      </w:r>
-      <w:r>
-        <w:rPr>
-          <w:rFonts w:ascii="Times New Roman" w:hAnsi="Times New Roman"/>
-          <w:i/>
-          <w:color w:val="FF0000"/>
-          <w:sz w:val="24"/>
-        </w:rPr>
-        <w:t>(3 р.)</w:t>
-      </w:r>
-      <w:r>
-        <w:rPr>
-          <w:rFonts w:ascii="Times New Roman" w:hAnsi="Times New Roman"/>
-          <w:sz w:val="24"/>
-        </w:rPr>
-        <w:t>.</w:t>
-      </w:r>
-    </w:p>
-    <w:p>
-      <w:pPr>
-        <w:spacing w:line="240" w:lineRule="auto"/>
-        <w:rPr>
-          <w:rFonts w:ascii="Times New Roman" w:hAnsi="Times New Roman"/>
-          <w:sz w:val="24"/>
-        </w:rPr>
-      </w:pPr>
-      <w:r>
-        <w:rPr>
-          <w:rFonts w:ascii="Times New Roman" w:hAnsi="Times New Roman"/>
-          <w:sz w:val="24"/>
-        </w:rPr>
-        <w:t xml:space="preserve">Слава Отцю, і Сину, і Святому Духові,* </w:t>
-      </w:r>
-      <w:r>
-        <w:rPr>
-          <w:rFonts w:ascii="Times New Roman" w:hAnsi="Times New Roman"/>
-          <w:sz w:val="24"/>
-        </w:rPr>
-        <w:t>і нині, і повсякчас</w:t>
-      </w:r>
-      <w:r>
-        <w:rPr>
-          <w:rFonts w:ascii="Times New Roman" w:hAnsi="Times New Roman"/>
-          <w:sz w:val="24"/>
-        </w:rPr>
-        <w:t xml:space="preserve">, і на віки </w:t>
-      </w:r>
-      <w:r>
-        <w:rPr>
-          <w:rFonts w:ascii="Times New Roman" w:hAnsi="Times New Roman"/>
-          <w:sz w:val="24"/>
-        </w:rPr>
-        <w:t>віків.</w:t>
-      </w:r>
-      <w:r>
-        <w:rPr>
-          <w:rFonts w:ascii="Times New Roman" w:hAnsi="Times New Roman"/>
-          <w:sz w:val="24"/>
-        </w:rPr>
-        <w:t xml:space="preserve"> Амінь.</w:t>
-      </w:r>
-    </w:p>
-    <w:p>
-      <w:pPr>
-        <w:spacing w:line="240" w:lineRule="auto"/>
-        <w:rPr>
-          <w:rFonts w:ascii="Times New Roman" w:hAnsi="Times New Roman"/>
-          <w:sz w:val="24"/>
-        </w:rPr>
-      </w:pPr>
-      <w:r>
-        <w:rPr>
-          <w:rFonts w:ascii="Times New Roman" w:hAnsi="Times New Roman"/>
-          <w:sz w:val="24"/>
-        </w:rPr>
-        <w:t xml:space="preserve">Пресвята </w:t>
-      </w:r>
-      <w:proofErr w:type="spellStart"/>
-      <w:r>
-        <w:rPr>
-          <w:rFonts w:ascii="Times New Roman" w:hAnsi="Times New Roman"/>
-          <w:sz w:val="24"/>
-        </w:rPr>
-        <w:t>Тройце</w:t>
-      </w:r>
-      <w:proofErr w:type="spellEnd"/>
-      <w:r>
-        <w:rPr>
-          <w:rFonts w:ascii="Times New Roman" w:hAnsi="Times New Roman"/>
-          <w:sz w:val="24"/>
-        </w:rPr>
-        <w:t xml:space="preserve">, помилуй нас;* Господи, очисти гріхи наші;* Владико, прости беззаконня наші;* Святий, завітай і зціли </w:t>
-      </w:r>
-      <w:proofErr w:type="spellStart"/>
-      <w:r>
-        <w:rPr>
-          <w:rFonts w:ascii="Times New Roman" w:hAnsi="Times New Roman"/>
-          <w:sz w:val="24"/>
-        </w:rPr>
-        <w:t>немочі</w:t>
-      </w:r>
-      <w:proofErr w:type="spellEnd"/>
-      <w:r>
-        <w:rPr>
-          <w:rFonts w:ascii="Times New Roman" w:hAnsi="Times New Roman"/>
-          <w:sz w:val="24"/>
-        </w:rPr>
-        <w:t xml:space="preserve"> наші </w:t>
-      </w:r>
-      <w:proofErr w:type="spellStart"/>
-      <w:r>
-        <w:rPr>
-          <w:rFonts w:ascii="Times New Roman" w:hAnsi="Times New Roman"/>
-          <w:sz w:val="24"/>
-        </w:rPr>
-        <w:t>імени</w:t>
-      </w:r>
-      <w:proofErr w:type="spellEnd"/>
-      <w:r>
-        <w:rPr>
-          <w:rFonts w:ascii="Times New Roman" w:hAnsi="Times New Roman"/>
-          <w:sz w:val="24"/>
-        </w:rPr>
-        <w:t xml:space="preserve"> твого ради.</w:t>
-      </w:r>
-    </w:p>
-    <w:p>
-      <w:pPr>
-        <w:spacing w:line="240" w:lineRule="auto"/>
-        <w:rPr>
-          <w:rFonts w:ascii="Times New Roman" w:hAnsi="Times New Roman"/>
-          <w:sz w:val="24"/>
-        </w:rPr>
-      </w:pPr>
-      <w:r>
-        <w:rPr>
-          <w:rFonts w:ascii="Times New Roman" w:hAnsi="Times New Roman"/>
-          <w:sz w:val="24"/>
-        </w:rPr>
-        <w:t xml:space="preserve">Господи, помилуй </w:t>
-      </w:r>
-      <w:r>
-        <w:rPr>
-          <w:rFonts w:ascii="Times New Roman" w:hAnsi="Times New Roman"/>
-          <w:i/>
-          <w:color w:val="FF0000"/>
-          <w:sz w:val="24"/>
-        </w:rPr>
-        <w:t>(3 р.)</w:t>
-      </w:r>
-      <w:r>
-        <w:rPr>
-          <w:rFonts w:ascii="Times New Roman" w:hAnsi="Times New Roman"/>
-          <w:sz w:val="24"/>
-        </w:rPr>
-        <w:t>.</w:t>
-      </w:r>
-    </w:p>
-    <w:p>
-      <w:pPr>
-        <w:spacing w:line="240" w:lineRule="auto"/>
-        <w:rPr>
-          <w:rFonts w:ascii="Times New Roman" w:hAnsi="Times New Roman"/>
-          <w:sz w:val="24"/>
-        </w:rPr>
-      </w:pPr>
-      <w:r>
-        <w:rPr>
-          <w:rFonts w:ascii="Times New Roman" w:hAnsi="Times New Roman"/>
-          <w:sz w:val="24"/>
-        </w:rPr>
-        <w:t xml:space="preserve">Слава Отцю, і Сину, і Святому Духові,* </w:t>
-      </w:r>
-      <w:r>
-        <w:rPr>
-          <w:rFonts w:ascii="Times New Roman" w:hAnsi="Times New Roman"/>
-          <w:sz w:val="24"/>
-        </w:rPr>
-        <w:t>і нині, і повсякчас</w:t>
-      </w:r>
-      <w:r>
-        <w:rPr>
-          <w:rFonts w:ascii="Times New Roman" w:hAnsi="Times New Roman"/>
-          <w:sz w:val="24"/>
-        </w:rPr>
-        <w:t xml:space="preserve">, і на віки </w:t>
-      </w:r>
-      <w:r>
-        <w:rPr>
-          <w:rFonts w:ascii="Times New Roman" w:hAnsi="Times New Roman"/>
-          <w:sz w:val="24"/>
-        </w:rPr>
-        <w:t>віків.</w:t>
-      </w:r>
-      <w:r>
-        <w:rPr>
-          <w:rFonts w:ascii="Times New Roman" w:hAnsi="Times New Roman"/>
-          <w:sz w:val="24"/>
-        </w:rPr>
-        <w:t xml:space="preserve"> Амінь.</w:t>
-      </w:r>
-    </w:p>
-    <w:p>
-      <w:pPr>
-        <w:spacing w:line="240" w:lineRule="auto"/>
-        <w:rPr>
-          <w:rFonts w:ascii="Times New Roman" w:hAnsi="Times New Roman"/>
-          <w:sz w:val="24"/>
-        </w:rPr>
-      </w:pPr>
-      <w:r>
-        <w:rPr>
-          <w:rFonts w:ascii="Times New Roman" w:hAnsi="Times New Roman"/>
-          <w:sz w:val="24"/>
-        </w:rPr>
-        <w:t>Отче наш, що єси на небесах,* нехай святиться ім’я твоє,* нехай прийде царство твоє,* нехай буде воля твоя, як на небі, так і на землі.* Хліб наш насущний дай нам сьогодні,* і прости нам провини наші,* як і ми прощаємо винуватцям нашим,* і не введи нас у спокусу,* але визволи нас від лукавого.</w:t>
-      </w:r>
-    </w:p>
-    <w:p>
-      <w:pPr>
-        <w:spacing w:line="240" w:lineRule="auto"/>
-        <w:rPr>
-          <w:rFonts w:ascii="Times New Roman" w:hAnsi="Times New Roman"/>
-          <w:sz w:val="24"/>
-        </w:rPr>
-      </w:pPr>
-      <w:r>
-        <w:rPr>
-          <w:rFonts w:ascii="Times New Roman" w:hAnsi="Times New Roman"/>
-          <w:i/>
-          <w:color w:val="FF0000"/>
-          <w:sz w:val="24"/>
-        </w:rPr>
-        <w:t xml:space="preserve">Священик: </w:t>
-      </w:r>
-      <w:r>
-        <w:rPr>
-          <w:rFonts w:ascii="Times New Roman" w:hAnsi="Times New Roman"/>
-          <w:sz w:val="24"/>
-        </w:rPr>
-        <w:t xml:space="preserve">Бо твоє є царство, і сила, і слава, Отця, і Сина, і Святого Духа, нині і повсякчас, і на віки </w:t>
-      </w:r>
-      <w:r>
-        <w:rPr>
-          <w:rFonts w:ascii="Times New Roman" w:hAnsi="Times New Roman"/>
-          <w:sz w:val="24"/>
-        </w:rPr>
-        <w:t>віків.</w:t>
-      </w:r>
-    </w:p>
-    <w:p>
-      <w:pPr>
-        <w:spacing w:line="240" w:lineRule="auto"/>
-        <w:rPr>
-          <w:rFonts w:ascii="Times New Roman" w:hAnsi="Times New Roman"/>
-          <w:sz w:val="24"/>
-        </w:rPr>
-      </w:pPr>
-      <w:r>
-        <w:rPr>
-          <w:rFonts w:ascii="Times New Roman" w:hAnsi="Times New Roman"/>
-          <w:i/>
-          <w:color w:val="FF0000"/>
-          <w:sz w:val="24"/>
-        </w:rPr>
-        <w:t xml:space="preserve">Вірні: </w:t>
-      </w:r>
-      <w:r>
-        <w:rPr>
-          <w:rFonts w:ascii="Times New Roman" w:hAnsi="Times New Roman"/>
-          <w:sz w:val="24"/>
-        </w:rPr>
-        <w:t>Амінь.</w:t>
-      </w:r>
-    </w:p>
-    <w:p>
-      <w:r>
-        <w:rPr>
-          <w:rFonts w:ascii="Times New Roman" w:hAnsi="Times New Roman"/>
-          <w:i/>
-          <w:color w:val="FF0000"/>
-          <w:sz w:val="24"/>
-        </w:rPr>
-        <w:t>Кондак (г. 3):</w:t>
-      </w:r>
-      <w:r>
-        <w:rPr>
-          <w:rFonts w:ascii="Times New Roman" w:hAnsi="Times New Roman"/>
-          <w:color w:val="FF0000"/>
-          <w:sz w:val="24"/>
-        </w:rPr>
-        <w:t xml:space="preserve"> </w:t>
-      </w:r>
-      <w:r>
-        <w:rPr>
-          <w:rFonts w:ascii="Times New Roman" w:hAnsi="Times New Roman"/>
-          <w:sz w:val="24"/>
-        </w:rPr>
-        <w:t xml:space="preserve">Як звізда зійшла від сходу до заходу,* так мощі твої, святителю Миколаю,* а море освятилося твоїм </w:t>
-      </w:r>
-      <w:r>
-        <w:rPr>
-          <w:rFonts w:ascii="Times New Roman" w:hAnsi="Times New Roman"/>
-          <w:sz w:val="24"/>
-        </w:rPr>
-        <w:t>шестям</w:t>
-      </w:r>
-      <w:r>
-        <w:rPr>
-          <w:rFonts w:ascii="Times New Roman" w:hAnsi="Times New Roman"/>
-          <w:sz w:val="24"/>
-        </w:rPr>
-        <w:t>* і город Барі при</w:t>
-      </w:r>
-      <w:r>
-        <w:rPr>
-          <w:rFonts w:ascii="Times New Roman" w:hAnsi="Times New Roman"/>
-          <w:sz w:val="24"/>
-        </w:rPr>
-        <w:t>ймає через Тебе благодать,* бо задля нас ти явився, як чудотворець найкращий, предивний і милостивий.</w:t>
+          <w:color w:val="333333"/>
+          <w:sz w:val="24"/>
+        </w:rPr>
+        <w:t>Хоч і у гріб зійшов Ти, Безсмертний,* та адову зруйнував Ти силу,* і воскрес єси як переможець, Христе Боже,* жінкам-мироносицям звістивши: Радуйтеся,* і Твоїм апостолам мир даруєш,* падшим подаєш воскресіння.</w:t>
       </w:r>
     </w:p>
     <w:p>
@@ -7472,6 +7351,54 @@
         <w:rPr>
           <w:rFonts w:ascii="Times New Roman" w:hAnsi="Times New Roman"/>
           <w:i/>
+          <w:color w:val="FF4400"/>
+          <w:sz w:val="24"/>
+        </w:rPr>
+        <w:t xml:space="preserve">Тропар (г. 4): </w:t>
+      </w:r>
+      <w:r>
+        <w:rPr>
+          <w:rFonts w:ascii="Times New Roman" w:hAnsi="Times New Roman"/>
+          <w:sz w:val="24"/>
+        </w:rPr>
+        <w:t>Христо́с воскре́с із ме́ртвих, сме́ртю смерть подола́в, і тим, що в гроба́х, життя́</w:t>
+      </w:r>
+      <w:r>
+        <w:rPr>
+          <w:rFonts w:ascii="MS Shell Dlg 2" w:hAnsi="MS Shell Dlg 2"/>
+          <w:sz w:val="17"/>
+        </w:rPr>
+        <w:t xml:space="preserve"> </w:t>
+      </w:r>
+      <w:r>
+        <w:rPr>
+          <w:rFonts w:ascii="Times New Roman" w:hAnsi="Times New Roman"/>
+          <w:sz w:val="24"/>
+        </w:rPr>
+        <w:t>дарува́в.</w:t>
+      </w:r>
+    </w:p>
+    <w:p>
+      <w:pPr>
+        <w:spacing w:line="240" w:lineRule="auto"/>
+        <w:rPr>
+          <w:rFonts w:ascii="Times New Roman" w:hAnsi="Times New Roman"/>
+          <w:sz w:val="24"/>
+        </w:rPr>
+      </w:pPr>
+      <w:r>
+        <w:rPr>
+          <w:rFonts w:ascii="Times New Roman" w:hAnsi="Times New Roman"/>
+          <w:sz w:val="24"/>
+        </w:rPr>
+        <w:t>Слава Отцю, і Сину, і Святому Духові.</w:t>
+      </w:r>
+    </w:p>
+    <w:p>
+      <w:r>
+        <w:rPr>
+          <w:rFonts w:ascii="Times New Roman" w:hAnsi="Times New Roman"/>
+          <w:i/>
           <w:color w:val="FF0000"/>
           <w:sz w:val="24"/>
         </w:rPr>
@@ -7612,97 +7539,486 @@
           <w:rFonts w:ascii="Times New Roman" w:hAnsi="Times New Roman"/>
           <w:sz w:val="24"/>
         </w:rPr>
-        <w:t>Слава Отцю, і Сину, і Святому Духові.</w:t>
-      </w:r>
-    </w:p>
-    <w:p>
-      <w:r>
-        <w:rPr>
-          <w:rFonts w:ascii="Times New Roman" w:hAnsi="Times New Roman"/>
-          <w:i/>
-          <w:color w:val="FF0000"/>
-          <w:sz w:val="24"/>
-        </w:rPr>
-        <w:t>Тропар (</w:t>
-      </w:r>
-      <w:r>
-        <w:rPr>
-          <w:rFonts w:ascii="Times New Roman" w:hAnsi="Times New Roman"/>
-          <w:i/>
-          <w:color w:val="FF0000"/>
-          <w:sz w:val="24"/>
-        </w:rPr>
-        <w:t>г. 4):</w:t>
-      </w:r>
-      <w:r>
-        <w:rPr>
-          <w:rFonts w:ascii="Times New Roman" w:hAnsi="Times New Roman"/>
-          <w:sz w:val="24"/>
-        </w:rPr>
-        <w:t xml:space="preserve"> Настав день свята світлого,* місто Барі радіє і з ним вся </w:t>
-      </w:r>
-      <w:r>
-        <w:rPr>
-          <w:rFonts w:ascii="Times New Roman" w:hAnsi="Times New Roman"/>
-          <w:sz w:val="24"/>
-        </w:rPr>
-        <w:t>вселенна</w:t>
-      </w:r>
-      <w:r>
-        <w:rPr>
-          <w:rFonts w:ascii="Times New Roman" w:hAnsi="Times New Roman"/>
-          <w:sz w:val="24"/>
-        </w:rPr>
-        <w:t xml:space="preserve"> ликує піснями і співами духовними.* </w:t>
-      </w:r>
-      <w:r>
-        <w:rPr>
-          <w:rFonts w:ascii="Times New Roman" w:hAnsi="Times New Roman"/>
-          <w:sz w:val="24"/>
-        </w:rPr>
-        <w:t>Днесь</w:t>
-      </w:r>
-      <w:r>
-        <w:rPr>
-          <w:rFonts w:ascii="Times New Roman" w:hAnsi="Times New Roman"/>
-          <w:sz w:val="24"/>
-        </w:rPr>
-        <w:t xml:space="preserve"> бо священне торжество перенесення* чесних і </w:t>
-      </w:r>
-      <w:r>
-        <w:rPr>
-          <w:rFonts w:ascii="Times New Roman" w:hAnsi="Times New Roman"/>
-          <w:sz w:val="24"/>
-        </w:rPr>
-        <w:t>багатоцілющих</w:t>
-      </w:r>
-      <w:r>
-        <w:rPr>
-          <w:rFonts w:ascii="Times New Roman" w:hAnsi="Times New Roman"/>
-          <w:sz w:val="24"/>
-        </w:rPr>
-        <w:t xml:space="preserve"> мощів святителя й чудотворця Миколая,* як сонце </w:t>
-      </w:r>
-      <w:r>
-        <w:rPr>
-          <w:rFonts w:ascii="Times New Roman" w:hAnsi="Times New Roman"/>
-          <w:sz w:val="24"/>
-        </w:rPr>
-        <w:t>незаходиме</w:t>
-      </w:r>
-      <w:r>
-        <w:rPr>
-          <w:rFonts w:ascii="Times New Roman" w:hAnsi="Times New Roman"/>
-          <w:sz w:val="24"/>
-        </w:rPr>
-        <w:t xml:space="preserve">, </w:t>
-      </w:r>
-      <w:r>
-        <w:rPr>
-          <w:rFonts w:ascii="Times New Roman" w:hAnsi="Times New Roman"/>
-          <w:sz w:val="24"/>
-        </w:rPr>
-        <w:t>возсіяло</w:t>
+        <w:t xml:space="preserve">І нині, і повсякчас, і на віки </w:t>
+      </w:r>
+      <w:r>
+        <w:rPr>
+          <w:rFonts w:ascii="Times New Roman" w:hAnsi="Times New Roman"/>
+          <w:sz w:val="24"/>
+        </w:rPr>
+        <w:t>віків.</w:t>
+      </w:r>
+      <w:r>
+        <w:rPr>
+          <w:rFonts w:ascii="Times New Roman" w:hAnsi="Times New Roman"/>
+          <w:sz w:val="24"/>
+        </w:rPr>
+        <w:t xml:space="preserve"> Амінь.</w:t>
+      </w:r>
+    </w:p>
+    <w:p>
+      <w:pPr>
+        <w:spacing w:line="240" w:lineRule="auto"/>
+        <w:rPr>
+          <w:rFonts w:ascii="Times New Roman" w:hAnsi="Times New Roman"/>
+          <w:sz w:val="24"/>
+        </w:rPr>
+      </w:pPr>
+      <w:r>
+        <w:rPr>
+          <w:rFonts w:ascii="Times New Roman" w:hAnsi="Times New Roman"/>
+          <w:sz w:val="24"/>
+        </w:rPr>
+        <w:t xml:space="preserve">Тому, що не маємо </w:t>
+      </w:r>
+      <w:proofErr w:type="spellStart"/>
+      <w:r>
+        <w:rPr>
+          <w:rFonts w:ascii="Times New Roman" w:hAnsi="Times New Roman"/>
+          <w:sz w:val="24"/>
+        </w:rPr>
+        <w:t>сміливости</w:t>
+      </w:r>
+      <w:proofErr w:type="spellEnd"/>
+      <w:r>
+        <w:rPr>
+          <w:rFonts w:ascii="Times New Roman" w:hAnsi="Times New Roman"/>
+          <w:sz w:val="24"/>
+        </w:rPr>
+        <w:t xml:space="preserve"> задля великих гріхів наших,* ти, Богородице Діво, Народженого від тебе благай,* бо вельми могутня молитва Матері до милосердя Владики.* Не погордуй благаннями грішних, </w:t>
+      </w:r>
+      <w:proofErr w:type="spellStart"/>
+      <w:r>
+        <w:rPr>
+          <w:rFonts w:ascii="Times New Roman" w:hAnsi="Times New Roman"/>
+          <w:sz w:val="24"/>
+        </w:rPr>
+        <w:t>Всечиста</w:t>
+      </w:r>
+      <w:proofErr w:type="spellEnd"/>
+      <w:r>
+        <w:rPr>
+          <w:rFonts w:ascii="Times New Roman" w:hAnsi="Times New Roman"/>
+          <w:sz w:val="24"/>
+        </w:rPr>
+        <w:t xml:space="preserve">,* бо милостивий і спасти може той,* хто й страждати за нас </w:t>
+      </w:r>
+      <w:proofErr w:type="spellStart"/>
+      <w:r>
+        <w:rPr>
+          <w:rFonts w:ascii="Times New Roman" w:hAnsi="Times New Roman"/>
+          <w:sz w:val="24"/>
+        </w:rPr>
+        <w:t>ізволив</w:t>
+      </w:r>
+      <w:proofErr w:type="spellEnd"/>
+      <w:r>
+        <w:rPr>
+          <w:rFonts w:ascii="Times New Roman" w:hAnsi="Times New Roman"/>
+          <w:sz w:val="24"/>
+        </w:rPr>
+        <w:t>.</w:t>
+      </w:r>
+    </w:p>
+    <w:p>
+      <w:pPr>
+        <w:spacing w:line="240" w:lineRule="auto"/>
+        <w:jc w:val="center"/>
+        <w:rPr>
+          <w:rFonts w:ascii="Times New Roman" w:hAnsi="Times New Roman"/>
+          <w:i/>
+          <w:color w:val="FF0000"/>
+          <w:sz w:val="24"/>
+        </w:rPr>
+      </w:pPr>
+      <w:r>
+        <w:rPr>
+          <w:rFonts w:ascii="Times New Roman" w:hAnsi="Times New Roman"/>
+          <w:i/>
+          <w:color w:val="FF0000"/>
+          <w:sz w:val="24"/>
+        </w:rPr>
+        <w:t>*****</w:t>
+      </w:r>
+    </w:p>
+    <w:p>
+      <w:pPr>
+        <w:spacing w:line="240" w:lineRule="auto"/>
+        <w:rPr>
+          <w:rFonts w:ascii="Times New Roman" w:hAnsi="Times New Roman"/>
+          <w:sz w:val="24"/>
+        </w:rPr>
+      </w:pPr>
+      <w:r>
+        <w:rPr>
+          <w:rFonts w:ascii="Times New Roman" w:hAnsi="Times New Roman"/>
+          <w:sz w:val="24"/>
+        </w:rPr>
+        <w:t xml:space="preserve">Негайно </w:t>
+      </w:r>
+      <w:proofErr w:type="spellStart"/>
+      <w:r>
+        <w:rPr>
+          <w:rFonts w:ascii="Times New Roman" w:hAnsi="Times New Roman"/>
+          <w:sz w:val="24"/>
+        </w:rPr>
+        <w:t>пошли</w:t>
+      </w:r>
+      <w:proofErr w:type="spellEnd"/>
+      <w:r>
+        <w:rPr>
+          <w:rFonts w:ascii="Times New Roman" w:hAnsi="Times New Roman"/>
+          <w:sz w:val="24"/>
+        </w:rPr>
+        <w:t xml:space="preserve"> нам щедроти твої, Господи,* бо зубожіли дуже ми.* </w:t>
+      </w:r>
+      <w:proofErr w:type="spellStart"/>
+      <w:r>
+        <w:rPr>
+          <w:rFonts w:ascii="Times New Roman" w:hAnsi="Times New Roman"/>
+          <w:sz w:val="24"/>
+        </w:rPr>
+        <w:t>Поможи</w:t>
+      </w:r>
+      <w:proofErr w:type="spellEnd"/>
+      <w:r>
+        <w:rPr>
+          <w:rFonts w:ascii="Times New Roman" w:hAnsi="Times New Roman"/>
+          <w:sz w:val="24"/>
+        </w:rPr>
+        <w:t xml:space="preserve"> нам, Боже, Спасителю наш,* задля слави </w:t>
+      </w:r>
+      <w:proofErr w:type="spellStart"/>
+      <w:r>
+        <w:rPr>
+          <w:rFonts w:ascii="Times New Roman" w:hAnsi="Times New Roman"/>
+          <w:sz w:val="24"/>
+        </w:rPr>
+        <w:t>імени</w:t>
+      </w:r>
+      <w:proofErr w:type="spellEnd"/>
+      <w:r>
+        <w:rPr>
+          <w:rFonts w:ascii="Times New Roman" w:hAnsi="Times New Roman"/>
+          <w:sz w:val="24"/>
+        </w:rPr>
+        <w:t xml:space="preserve"> твого. Господи, визволь нас* і очисти гріхи наші задля </w:t>
+      </w:r>
+      <w:proofErr w:type="spellStart"/>
+      <w:r>
+        <w:rPr>
+          <w:rFonts w:ascii="Times New Roman" w:hAnsi="Times New Roman"/>
+          <w:sz w:val="24"/>
+        </w:rPr>
+        <w:t>імени</w:t>
+      </w:r>
+      <w:proofErr w:type="spellEnd"/>
+      <w:r>
+        <w:rPr>
+          <w:rFonts w:ascii="Times New Roman" w:hAnsi="Times New Roman"/>
+          <w:sz w:val="24"/>
+        </w:rPr>
+        <w:t xml:space="preserve"> твого.</w:t>
+      </w:r>
+      <w:r>
+        <w:rPr>
+          <w:rFonts w:ascii="Times New Roman" w:hAnsi="Times New Roman"/>
+          <w:i/>
+          <w:color w:val="FF0000"/>
+          <w:sz w:val="24"/>
+        </w:rPr>
+        <w:t xml:space="preserve"> (Пс. 78:8-9)</w:t>
+      </w:r>
+    </w:p>
+    <w:p>
+      <w:pPr>
+        <w:spacing w:line="240" w:lineRule="auto"/>
+        <w:jc w:val="center"/>
+        <w:rPr>
+          <w:rFonts w:ascii="Times New Roman" w:hAnsi="Times New Roman"/>
+          <w:sz w:val="24"/>
+        </w:rPr>
+      </w:pPr>
+      <w:r>
+        <w:rPr>
+          <w:rFonts w:ascii="Times New Roman" w:hAnsi="Times New Roman"/>
+          <w:i/>
+          <w:color w:val="FF0000"/>
+          <w:sz w:val="24"/>
+        </w:rPr>
+        <w:t>*****</w:t>
+      </w:r>
+    </w:p>
+    <w:p>
+      <w:pPr>
+        <w:spacing w:line="240" w:lineRule="auto"/>
+        <w:rPr>
+          <w:rFonts w:ascii="Times New Roman" w:hAnsi="Times New Roman"/>
+          <w:sz w:val="24"/>
+        </w:rPr>
+      </w:pPr>
+      <w:r>
+        <w:rPr>
+          <w:rFonts w:ascii="Times New Roman" w:hAnsi="Times New Roman"/>
+          <w:sz w:val="24"/>
+        </w:rPr>
+        <w:t xml:space="preserve">Святий Боже, святий Кріпкий, святий Безсмертний, помилуй нас </w:t>
+      </w:r>
+      <w:r>
+        <w:rPr>
+          <w:rFonts w:ascii="Times New Roman" w:hAnsi="Times New Roman"/>
+          <w:i/>
+          <w:color w:val="FF0000"/>
+          <w:sz w:val="24"/>
+        </w:rPr>
+        <w:t>(3 р.)</w:t>
+      </w:r>
+      <w:r>
+        <w:rPr>
+          <w:rFonts w:ascii="Times New Roman" w:hAnsi="Times New Roman"/>
+          <w:sz w:val="24"/>
+        </w:rPr>
+        <w:t>.</w:t>
+      </w:r>
+    </w:p>
+    <w:p>
+      <w:pPr>
+        <w:spacing w:line="240" w:lineRule="auto"/>
+        <w:rPr>
+          <w:rFonts w:ascii="Times New Roman" w:hAnsi="Times New Roman"/>
+          <w:sz w:val="24"/>
+        </w:rPr>
+      </w:pPr>
+      <w:r>
+        <w:rPr>
+          <w:rFonts w:ascii="Times New Roman" w:hAnsi="Times New Roman"/>
+          <w:sz w:val="24"/>
+        </w:rPr>
+        <w:t xml:space="preserve">Слава Отцю, і Сину, і Святому Духові,* і нині, і повсякчас, і на віки </w:t>
+      </w:r>
+      <w:r>
+        <w:rPr>
+          <w:rFonts w:ascii="Times New Roman" w:hAnsi="Times New Roman"/>
+          <w:sz w:val="24"/>
+        </w:rPr>
+        <w:t>віків.</w:t>
+      </w:r>
+      <w:r>
+        <w:rPr>
+          <w:rFonts w:ascii="Times New Roman" w:hAnsi="Times New Roman"/>
+          <w:sz w:val="24"/>
+        </w:rPr>
+        <w:t xml:space="preserve"> Амінь.</w:t>
+      </w:r>
+    </w:p>
+    <w:p>
+      <w:pPr>
+        <w:spacing w:line="240" w:lineRule="auto"/>
+        <w:rPr>
+          <w:rFonts w:ascii="Times New Roman" w:hAnsi="Times New Roman"/>
+          <w:sz w:val="24"/>
+        </w:rPr>
+      </w:pPr>
+      <w:r>
+        <w:rPr>
+          <w:rFonts w:ascii="Times New Roman" w:hAnsi="Times New Roman"/>
+          <w:sz w:val="24"/>
+        </w:rPr>
+        <w:t xml:space="preserve">Пресвята </w:t>
+      </w:r>
+      <w:proofErr w:type="spellStart"/>
+      <w:r>
+        <w:rPr>
+          <w:rFonts w:ascii="Times New Roman" w:hAnsi="Times New Roman"/>
+          <w:sz w:val="24"/>
+        </w:rPr>
+        <w:t>Тройце</w:t>
+      </w:r>
+      <w:proofErr w:type="spellEnd"/>
+      <w:r>
+        <w:rPr>
+          <w:rFonts w:ascii="Times New Roman" w:hAnsi="Times New Roman"/>
+          <w:sz w:val="24"/>
+        </w:rPr>
+        <w:t xml:space="preserve">, помилуй нас;* Господи, очисти гріхи наші;* Владико, прости беззаконня наші;* Святий, завітай і зціли </w:t>
+      </w:r>
+      <w:proofErr w:type="spellStart"/>
+      <w:r>
+        <w:rPr>
+          <w:rFonts w:ascii="Times New Roman" w:hAnsi="Times New Roman"/>
+          <w:sz w:val="24"/>
+        </w:rPr>
+        <w:t>немочі</w:t>
+      </w:r>
+      <w:proofErr w:type="spellEnd"/>
+      <w:r>
+        <w:rPr>
+          <w:rFonts w:ascii="Times New Roman" w:hAnsi="Times New Roman"/>
+          <w:sz w:val="24"/>
+        </w:rPr>
+        <w:t xml:space="preserve"> наші </w:t>
+      </w:r>
+      <w:proofErr w:type="spellStart"/>
+      <w:r>
+        <w:rPr>
+          <w:rFonts w:ascii="Times New Roman" w:hAnsi="Times New Roman"/>
+          <w:sz w:val="24"/>
+        </w:rPr>
+        <w:t>імени</w:t>
+      </w:r>
+      <w:proofErr w:type="spellEnd"/>
+      <w:r>
+        <w:rPr>
+          <w:rFonts w:ascii="Times New Roman" w:hAnsi="Times New Roman"/>
+          <w:sz w:val="24"/>
+        </w:rPr>
+        <w:t xml:space="preserve"> твого ради.</w:t>
+      </w:r>
+    </w:p>
+    <w:p>
+      <w:pPr>
+        <w:spacing w:line="240" w:lineRule="auto"/>
+        <w:rPr>
+          <w:rFonts w:ascii="Times New Roman" w:hAnsi="Times New Roman"/>
+          <w:sz w:val="24"/>
+        </w:rPr>
+      </w:pPr>
+      <w:r>
+        <w:rPr>
+          <w:rFonts w:ascii="Times New Roman" w:hAnsi="Times New Roman"/>
+          <w:sz w:val="24"/>
+        </w:rPr>
+        <w:t xml:space="preserve">Господи, помилуй </w:t>
+      </w:r>
+      <w:r>
+        <w:rPr>
+          <w:rFonts w:ascii="Times New Roman" w:hAnsi="Times New Roman"/>
+          <w:i/>
+          <w:color w:val="FF0000"/>
+          <w:sz w:val="24"/>
+        </w:rPr>
+        <w:t>(3 р.)</w:t>
+      </w:r>
+      <w:r>
+        <w:rPr>
+          <w:rFonts w:ascii="Times New Roman" w:hAnsi="Times New Roman"/>
+          <w:sz w:val="24"/>
+        </w:rPr>
+        <w:t>.</w:t>
+      </w:r>
+    </w:p>
+    <w:p>
+      <w:pPr>
+        <w:spacing w:line="240" w:lineRule="auto"/>
+        <w:rPr>
+          <w:rFonts w:ascii="Times New Roman" w:hAnsi="Times New Roman"/>
+          <w:sz w:val="24"/>
+        </w:rPr>
+      </w:pPr>
+      <w:r>
+        <w:rPr>
+          <w:rFonts w:ascii="Times New Roman" w:hAnsi="Times New Roman"/>
+          <w:sz w:val="24"/>
+        </w:rPr>
+        <w:t xml:space="preserve">Слава Отцю, і Сину, і Святому Духові,* і нині, і повсякчас, і на віки </w:t>
+      </w:r>
+      <w:r>
+        <w:rPr>
+          <w:rFonts w:ascii="Times New Roman" w:hAnsi="Times New Roman"/>
+          <w:sz w:val="24"/>
+        </w:rPr>
+        <w:t>віків.</w:t>
+      </w:r>
+      <w:r>
+        <w:rPr>
+          <w:rFonts w:ascii="Times New Roman" w:hAnsi="Times New Roman"/>
+          <w:sz w:val="24"/>
+        </w:rPr>
+        <w:t xml:space="preserve"> Амінь.</w:t>
+      </w:r>
+    </w:p>
+    <w:p>
+      <w:pPr>
+        <w:spacing w:line="240" w:lineRule="auto"/>
+        <w:rPr>
+          <w:rFonts w:ascii="Times New Roman" w:hAnsi="Times New Roman"/>
+          <w:sz w:val="24"/>
+        </w:rPr>
+      </w:pPr>
+      <w:r>
+        <w:rPr>
+          <w:rFonts w:ascii="Times New Roman" w:hAnsi="Times New Roman"/>
+          <w:sz w:val="24"/>
+        </w:rPr>
+        <w:t>Отче наш, що єси на небесах,* нехай святиться ім’я твоє,* нехай прийде царство твоє,* нехай буде воля твоя, як на небі, так і на землі.* Хліб наш насущний дай нам сьогодні,* і прости нам провини наші,* як і ми прощаємо винуватцям нашим,* і не введи нас у спокусу,* але визволи нас від лукавого.</w:t>
+      </w:r>
+    </w:p>
+    <w:p>
+      <w:pPr>
+        <w:spacing w:line="240" w:lineRule="auto"/>
+        <w:rPr>
+          <w:rFonts w:ascii="Times New Roman" w:hAnsi="Times New Roman"/>
+          <w:sz w:val="24"/>
+        </w:rPr>
+      </w:pPr>
+      <w:r>
+        <w:rPr>
+          <w:rFonts w:ascii="Times New Roman" w:hAnsi="Times New Roman"/>
+          <w:i/>
+          <w:color w:val="FF0000"/>
+          <w:sz w:val="24"/>
+        </w:rPr>
+        <w:t xml:space="preserve">Священик: </w:t>
+      </w:r>
+      <w:r>
+        <w:rPr>
+          <w:rFonts w:ascii="Times New Roman" w:hAnsi="Times New Roman"/>
+          <w:sz w:val="24"/>
+        </w:rPr>
+        <w:t xml:space="preserve">Бо твоє є царство, і сила, і слава, Отця, і Сина, і Святого Духа, нині і повсякчас, і на віки </w:t>
+      </w:r>
+      <w:r>
+        <w:rPr>
+          <w:rFonts w:ascii="Times New Roman" w:hAnsi="Times New Roman"/>
+          <w:sz w:val="24"/>
+        </w:rPr>
+        <w:t>віків.</w:t>
+      </w:r>
+    </w:p>
+    <w:p>
+      <w:pPr>
+        <w:spacing w:line="240" w:lineRule="auto"/>
+        <w:rPr>
+          <w:rFonts w:ascii="Times New Roman" w:hAnsi="Times New Roman"/>
+          <w:sz w:val="24"/>
+        </w:rPr>
+      </w:pPr>
+      <w:r>
+        <w:rPr>
+          <w:rFonts w:ascii="Times New Roman" w:hAnsi="Times New Roman"/>
+          <w:i/>
+          <w:color w:val="FF0000"/>
+          <w:sz w:val="24"/>
+        </w:rPr>
+        <w:t xml:space="preserve">Вірні: </w:t>
+      </w:r>
+      <w:r>
+        <w:rPr>
+          <w:rFonts w:ascii="Times New Roman" w:hAnsi="Times New Roman"/>
+          <w:sz w:val="24"/>
+        </w:rPr>
+        <w:t>Амінь.</w:t>
+      </w:r>
+    </w:p>
+    <w:p>
+      <w:r>
+        <w:rPr>
+          <w:rFonts w:ascii="Times New Roman" w:hAnsi="Times New Roman"/>
+          <w:i/>
+          <w:color w:val="FF4400"/>
+          <w:sz w:val="24"/>
+        </w:rPr>
+        <w:t>Кондак (г. 8):</w:t>
       </w:r>
       <w:r>
         <w:rPr>
@@ -7714,568 +8030,10 @@
       <w:r>
         <w:rPr>
           <w:rFonts w:ascii="Times New Roman" w:hAnsi="Times New Roman"/>
-          <w:sz w:val="24"/>
-        </w:rPr>
-        <w:t>світлозоряним</w:t>
-      </w:r>
-      <w:r>
-        <w:rPr>
-          <w:rFonts w:ascii="Times New Roman" w:hAnsi="Times New Roman"/>
-          <w:sz w:val="24"/>
-        </w:rPr>
-        <w:t>и</w:t>
-      </w:r>
-      <w:r>
-        <w:rPr>
-          <w:rFonts w:ascii="Times New Roman" w:hAnsi="Times New Roman"/>
-          <w:sz w:val="24"/>
-        </w:rPr>
-        <w:t xml:space="preserve"> </w:t>
-      </w:r>
-      <w:r>
-        <w:rPr>
-          <w:rFonts w:ascii="Times New Roman" w:hAnsi="Times New Roman"/>
-          <w:sz w:val="24"/>
-        </w:rPr>
-        <w:t>лучами</w:t>
-      </w:r>
-      <w:r>
-        <w:rPr>
-          <w:rFonts w:ascii="Times New Roman" w:hAnsi="Times New Roman"/>
-          <w:sz w:val="24"/>
-        </w:rPr>
-        <w:t>* і розганяє темряву спокус і бід від тих, що з вірою взивають:* Спасай нас як заступник наш великий, Миколаю.</w:t>
-      </w:r>
-    </w:p>
-    <w:p>
-      <w:pPr>
-        <w:spacing w:line="240" w:lineRule="auto"/>
-        <w:rPr>
-          <w:rFonts w:ascii="Times New Roman" w:hAnsi="Times New Roman"/>
-          <w:sz w:val="24"/>
-        </w:rPr>
-      </w:pPr>
-      <w:r>
-        <w:rPr>
-          <w:rFonts w:ascii="Times New Roman" w:hAnsi="Times New Roman"/>
-          <w:sz w:val="24"/>
-        </w:rPr>
-        <w:t xml:space="preserve">І нині, і повсякчас, і на віки </w:t>
-      </w:r>
-      <w:r>
-        <w:rPr>
-          <w:rFonts w:ascii="Times New Roman" w:hAnsi="Times New Roman"/>
-          <w:sz w:val="24"/>
-        </w:rPr>
-        <w:t>віків.</w:t>
-      </w:r>
-      <w:r>
-        <w:rPr>
-          <w:rFonts w:ascii="Times New Roman" w:hAnsi="Times New Roman"/>
-          <w:sz w:val="24"/>
-        </w:rPr>
-        <w:t xml:space="preserve"> Амінь.</w:t>
-      </w:r>
-    </w:p>
-    <w:p>
-      <w:pPr>
-        <w:spacing w:line="240" w:lineRule="auto"/>
-        <w:rPr>
-          <w:rFonts w:ascii="Times New Roman" w:hAnsi="Times New Roman"/>
-          <w:sz w:val="24"/>
-        </w:rPr>
-      </w:pPr>
-      <w:r>
-        <w:rPr>
-          <w:rFonts w:ascii="Times New Roman" w:hAnsi="Times New Roman"/>
-          <w:sz w:val="24"/>
-        </w:rPr>
-        <w:t xml:space="preserve">Тому, що не маємо </w:t>
-      </w:r>
-      <w:proofErr w:type="spellStart"/>
-      <w:r>
-        <w:rPr>
-          <w:rFonts w:ascii="Times New Roman" w:hAnsi="Times New Roman"/>
-          <w:sz w:val="24"/>
-        </w:rPr>
-        <w:t>сміливости</w:t>
-      </w:r>
-      <w:proofErr w:type="spellEnd"/>
-      <w:r>
-        <w:rPr>
-          <w:rFonts w:ascii="Times New Roman" w:hAnsi="Times New Roman"/>
-          <w:sz w:val="24"/>
-        </w:rPr>
-        <w:t xml:space="preserve"> задля великих гріхів наших,* ти, Богородице Діво, Народженого від тебе благай,* бо вельми могутня молитва Матері до милосердя Владики.* Не погордуй благаннями грішних, </w:t>
-      </w:r>
-      <w:proofErr w:type="spellStart"/>
-      <w:r>
-        <w:rPr>
-          <w:rFonts w:ascii="Times New Roman" w:hAnsi="Times New Roman"/>
-          <w:sz w:val="24"/>
-        </w:rPr>
-        <w:t>Всечиста</w:t>
-      </w:r>
-      <w:proofErr w:type="spellEnd"/>
-      <w:r>
-        <w:rPr>
-          <w:rFonts w:ascii="Times New Roman" w:hAnsi="Times New Roman"/>
-          <w:sz w:val="24"/>
-        </w:rPr>
-        <w:t xml:space="preserve">,* бо милостивий і спасти може той,* хто й страждати за нас </w:t>
-      </w:r>
-      <w:proofErr w:type="spellStart"/>
-      <w:r>
-        <w:rPr>
-          <w:rFonts w:ascii="Times New Roman" w:hAnsi="Times New Roman"/>
-          <w:sz w:val="24"/>
-        </w:rPr>
-        <w:t>ізволив</w:t>
-      </w:r>
-      <w:proofErr w:type="spellEnd"/>
-      <w:r>
-        <w:rPr>
-          <w:rFonts w:ascii="Times New Roman" w:hAnsi="Times New Roman"/>
-          <w:sz w:val="24"/>
-        </w:rPr>
-        <w:t>.</w:t>
-      </w:r>
-    </w:p>
-    <w:p>
-      <w:pPr>
-        <w:spacing w:line="240" w:lineRule="auto"/>
-        <w:jc w:val="center"/>
-        <w:rPr>
-          <w:rFonts w:ascii="Times New Roman" w:hAnsi="Times New Roman"/>
-          <w:i/>
-          <w:color w:val="FF0000"/>
-          <w:sz w:val="24"/>
-        </w:rPr>
-      </w:pPr>
-      <w:r>
-        <w:rPr>
-          <w:rFonts w:ascii="Times New Roman" w:hAnsi="Times New Roman"/>
-          <w:i/>
-          <w:color w:val="FF0000"/>
-          <w:sz w:val="24"/>
-        </w:rPr>
-        <w:t>*****</w:t>
-      </w:r>
-    </w:p>
-    <w:p>
-      <w:pPr>
-        <w:spacing w:line="240" w:lineRule="auto"/>
-        <w:rPr>
-          <w:rFonts w:ascii="Times New Roman" w:hAnsi="Times New Roman"/>
-          <w:sz w:val="24"/>
-        </w:rPr>
-      </w:pPr>
-      <w:r>
-        <w:rPr>
-          <w:rFonts w:ascii="Times New Roman" w:hAnsi="Times New Roman"/>
-          <w:sz w:val="24"/>
-        </w:rPr>
-        <w:t xml:space="preserve">Негайно </w:t>
-      </w:r>
-      <w:proofErr w:type="spellStart"/>
-      <w:r>
-        <w:rPr>
-          <w:rFonts w:ascii="Times New Roman" w:hAnsi="Times New Roman"/>
-          <w:sz w:val="24"/>
-        </w:rPr>
-        <w:t>пошли</w:t>
-      </w:r>
-      <w:proofErr w:type="spellEnd"/>
-      <w:r>
-        <w:rPr>
-          <w:rFonts w:ascii="Times New Roman" w:hAnsi="Times New Roman"/>
-          <w:sz w:val="24"/>
-        </w:rPr>
-        <w:t xml:space="preserve"> нам щедроти твої, Господи,* бо зубожіли дуже ми.* </w:t>
-      </w:r>
-      <w:proofErr w:type="spellStart"/>
-      <w:r>
-        <w:rPr>
-          <w:rFonts w:ascii="Times New Roman" w:hAnsi="Times New Roman"/>
-          <w:sz w:val="24"/>
-        </w:rPr>
-        <w:t>Поможи</w:t>
-      </w:r>
-      <w:proofErr w:type="spellEnd"/>
-      <w:r>
-        <w:rPr>
-          <w:rFonts w:ascii="Times New Roman" w:hAnsi="Times New Roman"/>
-          <w:sz w:val="24"/>
-        </w:rPr>
-        <w:t xml:space="preserve"> нам, Боже, Спасителю наш,* задля слави </w:t>
-      </w:r>
-      <w:proofErr w:type="spellStart"/>
-      <w:r>
-        <w:rPr>
-          <w:rFonts w:ascii="Times New Roman" w:hAnsi="Times New Roman"/>
-          <w:sz w:val="24"/>
-        </w:rPr>
-        <w:t>імени</w:t>
-      </w:r>
-      <w:proofErr w:type="spellEnd"/>
-      <w:r>
-        <w:rPr>
-          <w:rFonts w:ascii="Times New Roman" w:hAnsi="Times New Roman"/>
-          <w:sz w:val="24"/>
-        </w:rPr>
-        <w:t xml:space="preserve"> твого. Господи, визволь нас* і очисти гріхи наші задля </w:t>
-      </w:r>
-      <w:proofErr w:type="spellStart"/>
-      <w:r>
-        <w:rPr>
-          <w:rFonts w:ascii="Times New Roman" w:hAnsi="Times New Roman"/>
-          <w:sz w:val="24"/>
-        </w:rPr>
-        <w:t>імени</w:t>
-      </w:r>
-      <w:proofErr w:type="spellEnd"/>
-      <w:r>
-        <w:rPr>
-          <w:rFonts w:ascii="Times New Roman" w:hAnsi="Times New Roman"/>
-          <w:sz w:val="24"/>
-        </w:rPr>
-        <w:t xml:space="preserve"> твого.</w:t>
-      </w:r>
-      <w:r>
-        <w:rPr>
-          <w:rFonts w:ascii="Times New Roman" w:hAnsi="Times New Roman"/>
-          <w:i/>
-          <w:color w:val="FF0000"/>
-          <w:sz w:val="24"/>
-        </w:rPr>
-        <w:t xml:space="preserve"> (Пс. 78:8-9)</w:t>
-      </w:r>
-    </w:p>
-    <w:p>
-      <w:pPr>
-        <w:spacing w:line="240" w:lineRule="auto"/>
-        <w:jc w:val="center"/>
-        <w:rPr>
-          <w:rFonts w:ascii="Times New Roman" w:hAnsi="Times New Roman"/>
-          <w:sz w:val="24"/>
-        </w:rPr>
-      </w:pPr>
-      <w:r>
-        <w:rPr>
-          <w:rFonts w:ascii="Times New Roman" w:hAnsi="Times New Roman"/>
-          <w:i/>
-          <w:color w:val="FF0000"/>
-          <w:sz w:val="24"/>
-        </w:rPr>
-        <w:t>*****</w:t>
-      </w:r>
-    </w:p>
-    <w:p>
-      <w:pPr>
-        <w:spacing w:line="240" w:lineRule="auto"/>
-        <w:rPr>
-          <w:rFonts w:ascii="Times New Roman" w:hAnsi="Times New Roman"/>
-          <w:sz w:val="24"/>
-        </w:rPr>
-      </w:pPr>
-      <w:r>
-        <w:rPr>
-          <w:rFonts w:ascii="Times New Roman" w:hAnsi="Times New Roman"/>
-          <w:sz w:val="24"/>
-        </w:rPr>
-        <w:t xml:space="preserve">Святий Боже, святий Кріпкий, святий Безсмертний, помилуй нас </w:t>
-      </w:r>
-      <w:r>
-        <w:rPr>
-          <w:rFonts w:ascii="Times New Roman" w:hAnsi="Times New Roman"/>
-          <w:i/>
-          <w:color w:val="FF0000"/>
-          <w:sz w:val="24"/>
-        </w:rPr>
-        <w:t>(3 р.)</w:t>
-      </w:r>
-      <w:r>
-        <w:rPr>
-          <w:rFonts w:ascii="Times New Roman" w:hAnsi="Times New Roman"/>
-          <w:sz w:val="24"/>
-        </w:rPr>
-        <w:t>.</w:t>
-      </w:r>
-    </w:p>
-    <w:p>
-      <w:pPr>
-        <w:spacing w:line="240" w:lineRule="auto"/>
-        <w:rPr>
-          <w:rFonts w:ascii="Times New Roman" w:hAnsi="Times New Roman"/>
-          <w:sz w:val="24"/>
-        </w:rPr>
-      </w:pPr>
-      <w:r>
-        <w:rPr>
-          <w:rFonts w:ascii="Times New Roman" w:hAnsi="Times New Roman"/>
-          <w:sz w:val="24"/>
-        </w:rPr>
-        <w:t xml:space="preserve">Слава Отцю, і Сину, і Святому Духові,* і нині, і повсякчас, і на віки </w:t>
-      </w:r>
-      <w:r>
-        <w:rPr>
-          <w:rFonts w:ascii="Times New Roman" w:hAnsi="Times New Roman"/>
-          <w:sz w:val="24"/>
-        </w:rPr>
-        <w:t>віків.</w:t>
-      </w:r>
-      <w:r>
-        <w:rPr>
-          <w:rFonts w:ascii="Times New Roman" w:hAnsi="Times New Roman"/>
-          <w:sz w:val="24"/>
-        </w:rPr>
-        <w:t xml:space="preserve"> Амінь.</w:t>
-      </w:r>
-    </w:p>
-    <w:p>
-      <w:pPr>
-        <w:spacing w:line="240" w:lineRule="auto"/>
-        <w:rPr>
-          <w:rFonts w:ascii="Times New Roman" w:hAnsi="Times New Roman"/>
-          <w:sz w:val="24"/>
-        </w:rPr>
-      </w:pPr>
-      <w:r>
-        <w:rPr>
-          <w:rFonts w:ascii="Times New Roman" w:hAnsi="Times New Roman"/>
-          <w:sz w:val="24"/>
-        </w:rPr>
-        <w:t xml:space="preserve">Пресвята </w:t>
-      </w:r>
-      <w:proofErr w:type="spellStart"/>
-      <w:r>
-        <w:rPr>
-          <w:rFonts w:ascii="Times New Roman" w:hAnsi="Times New Roman"/>
-          <w:sz w:val="24"/>
-        </w:rPr>
-        <w:t>Тройце</w:t>
-      </w:r>
-      <w:proofErr w:type="spellEnd"/>
-      <w:r>
-        <w:rPr>
-          <w:rFonts w:ascii="Times New Roman" w:hAnsi="Times New Roman"/>
-          <w:sz w:val="24"/>
-        </w:rPr>
-        <w:t xml:space="preserve">, помилуй нас;* Господи, очисти гріхи наші;* Владико, прости беззаконня наші;* Святий, завітай і зціли </w:t>
-      </w:r>
-      <w:proofErr w:type="spellStart"/>
-      <w:r>
-        <w:rPr>
-          <w:rFonts w:ascii="Times New Roman" w:hAnsi="Times New Roman"/>
-          <w:sz w:val="24"/>
-        </w:rPr>
-        <w:t>немочі</w:t>
-      </w:r>
-      <w:proofErr w:type="spellEnd"/>
-      <w:r>
-        <w:rPr>
-          <w:rFonts w:ascii="Times New Roman" w:hAnsi="Times New Roman"/>
-          <w:sz w:val="24"/>
-        </w:rPr>
-        <w:t xml:space="preserve"> наші </w:t>
-      </w:r>
-      <w:proofErr w:type="spellStart"/>
-      <w:r>
-        <w:rPr>
-          <w:rFonts w:ascii="Times New Roman" w:hAnsi="Times New Roman"/>
-          <w:sz w:val="24"/>
-        </w:rPr>
-        <w:t>імени</w:t>
-      </w:r>
-      <w:proofErr w:type="spellEnd"/>
-      <w:r>
-        <w:rPr>
-          <w:rFonts w:ascii="Times New Roman" w:hAnsi="Times New Roman"/>
-          <w:sz w:val="24"/>
-        </w:rPr>
-        <w:t xml:space="preserve"> твого ради.</w:t>
-      </w:r>
-    </w:p>
-    <w:p>
-      <w:pPr>
-        <w:spacing w:line="240" w:lineRule="auto"/>
-        <w:rPr>
-          <w:rFonts w:ascii="Times New Roman" w:hAnsi="Times New Roman"/>
-          <w:sz w:val="24"/>
-        </w:rPr>
-      </w:pPr>
-      <w:r>
-        <w:rPr>
-          <w:rFonts w:ascii="Times New Roman" w:hAnsi="Times New Roman"/>
-          <w:sz w:val="24"/>
-        </w:rPr>
-        <w:t xml:space="preserve">Господи, помилуй </w:t>
-      </w:r>
-      <w:r>
-        <w:rPr>
-          <w:rFonts w:ascii="Times New Roman" w:hAnsi="Times New Roman"/>
-          <w:i/>
-          <w:color w:val="FF0000"/>
-          <w:sz w:val="24"/>
-        </w:rPr>
-        <w:t>(3 р.)</w:t>
-      </w:r>
-      <w:r>
-        <w:rPr>
-          <w:rFonts w:ascii="Times New Roman" w:hAnsi="Times New Roman"/>
-          <w:sz w:val="24"/>
-        </w:rPr>
-        <w:t>.</w:t>
-      </w:r>
-    </w:p>
-    <w:p>
-      <w:pPr>
-        <w:spacing w:line="240" w:lineRule="auto"/>
-        <w:rPr>
-          <w:rFonts w:ascii="Times New Roman" w:hAnsi="Times New Roman"/>
-          <w:sz w:val="24"/>
-        </w:rPr>
-      </w:pPr>
-      <w:r>
-        <w:rPr>
-          <w:rFonts w:ascii="Times New Roman" w:hAnsi="Times New Roman"/>
-          <w:sz w:val="24"/>
-        </w:rPr>
-        <w:t xml:space="preserve">Слава Отцю, і Сину, і Святому Духові,* і нині, і повсякчас, і на віки </w:t>
-      </w:r>
-      <w:r>
-        <w:rPr>
-          <w:rFonts w:ascii="Times New Roman" w:hAnsi="Times New Roman"/>
-          <w:sz w:val="24"/>
-        </w:rPr>
-        <w:t>віків.</w:t>
-      </w:r>
-      <w:r>
-        <w:rPr>
-          <w:rFonts w:ascii="Times New Roman" w:hAnsi="Times New Roman"/>
-          <w:sz w:val="24"/>
-        </w:rPr>
-        <w:t xml:space="preserve"> Амінь.</w:t>
-      </w:r>
-    </w:p>
-    <w:p>
-      <w:pPr>
-        <w:spacing w:line="240" w:lineRule="auto"/>
-        <w:rPr>
-          <w:rFonts w:ascii="Times New Roman" w:hAnsi="Times New Roman"/>
-          <w:sz w:val="24"/>
-        </w:rPr>
-      </w:pPr>
-      <w:r>
-        <w:rPr>
-          <w:rFonts w:ascii="Times New Roman" w:hAnsi="Times New Roman"/>
-          <w:sz w:val="24"/>
-        </w:rPr>
-        <w:t>Отче наш, що єси на небесах,* нехай святиться ім’я твоє,* нехай прийде царство твоє,* нехай буде воля твоя, як на небі, так і на землі.* Хліб наш насущний дай нам сьогодні,* і прости нам провини наші,* як і ми прощаємо винуватцям нашим,* і не введи нас у спокусу,* але визволи нас від лукавого.</w:t>
-      </w:r>
-    </w:p>
-    <w:p>
-      <w:pPr>
-        <w:spacing w:line="240" w:lineRule="auto"/>
-        <w:rPr>
-          <w:rFonts w:ascii="Times New Roman" w:hAnsi="Times New Roman"/>
-          <w:sz w:val="24"/>
-        </w:rPr>
-      </w:pPr>
-      <w:r>
-        <w:rPr>
-          <w:rFonts w:ascii="Times New Roman" w:hAnsi="Times New Roman"/>
-          <w:i/>
-          <w:color w:val="FF0000"/>
-          <w:sz w:val="24"/>
-        </w:rPr>
-        <w:t xml:space="preserve">Священик: </w:t>
-      </w:r>
-      <w:r>
-        <w:rPr>
-          <w:rFonts w:ascii="Times New Roman" w:hAnsi="Times New Roman"/>
-          <w:sz w:val="24"/>
-        </w:rPr>
-        <w:t xml:space="preserve">Бо твоє є царство, і сила, і слава, Отця, і Сина, і Святого Духа, нині і повсякчас, і на віки </w:t>
-      </w:r>
-      <w:r>
-        <w:rPr>
-          <w:rFonts w:ascii="Times New Roman" w:hAnsi="Times New Roman"/>
-          <w:sz w:val="24"/>
-        </w:rPr>
-        <w:t>віків.</w:t>
-      </w:r>
-    </w:p>
-    <w:p>
-      <w:pPr>
-        <w:spacing w:line="240" w:lineRule="auto"/>
-        <w:rPr>
-          <w:rFonts w:ascii="Times New Roman" w:hAnsi="Times New Roman"/>
-          <w:sz w:val="24"/>
-        </w:rPr>
-      </w:pPr>
-      <w:r>
-        <w:rPr>
-          <w:rFonts w:ascii="Times New Roman" w:hAnsi="Times New Roman"/>
-          <w:i/>
-          <w:color w:val="FF0000"/>
-          <w:sz w:val="24"/>
-        </w:rPr>
-        <w:t xml:space="preserve">Вірні: </w:t>
-      </w:r>
-      <w:r>
-        <w:rPr>
-          <w:rFonts w:ascii="Times New Roman" w:hAnsi="Times New Roman"/>
-          <w:sz w:val="24"/>
-        </w:rPr>
-        <w:t>Амінь.</w:t>
-      </w:r>
-    </w:p>
-    <w:p>
-      <w:r>
-        <w:rPr>
-          <w:rFonts w:ascii="Times New Roman" w:hAnsi="Times New Roman"/>
-          <w:i/>
-          <w:color w:val="FF0000"/>
-          <w:sz w:val="24"/>
-        </w:rPr>
-        <w:t>Кондак (г. 3):</w:t>
-      </w:r>
-      <w:r>
-        <w:rPr>
-          <w:rFonts w:ascii="Times New Roman" w:hAnsi="Times New Roman"/>
-          <w:color w:val="FF0000"/>
-          <w:sz w:val="24"/>
-        </w:rPr>
-        <w:t xml:space="preserve"> </w:t>
-      </w:r>
-      <w:r>
-        <w:rPr>
-          <w:rFonts w:ascii="Times New Roman" w:hAnsi="Times New Roman"/>
-          <w:sz w:val="24"/>
-        </w:rPr>
-        <w:t xml:space="preserve">Як звізда зійшла від сходу до заходу,* так мощі твої, святителю Миколаю,* а море освятилося твоїм </w:t>
-      </w:r>
-      <w:r>
-        <w:rPr>
-          <w:rFonts w:ascii="Times New Roman" w:hAnsi="Times New Roman"/>
-          <w:sz w:val="24"/>
-        </w:rPr>
-        <w:t>шестям</w:t>
-      </w:r>
-      <w:r>
-        <w:rPr>
-          <w:rFonts w:ascii="Times New Roman" w:hAnsi="Times New Roman"/>
-          <w:sz w:val="24"/>
-        </w:rPr>
-        <w:t>* і город Барі при</w:t>
-      </w:r>
-      <w:r>
-        <w:rPr>
-          <w:rFonts w:ascii="Times New Roman" w:hAnsi="Times New Roman"/>
-          <w:sz w:val="24"/>
-        </w:rPr>
-        <w:t>ймає через Тебе благодать,* бо задля нас ти явився, як чудотворець найкращий, предивний і милостивий.</w:t>
+          <w:color w:val="333333"/>
+          <w:sz w:val="24"/>
+        </w:rPr>
+        <w:t>Хоч і у гріб зійшов Ти, Безсмертний,* та адову зруйнував Ти силу,* і воскрес єси як переможець, Христе Боже,* жінкам-мироносицям звістивши: Радуйтеся,* і Твоїм апостолам мир даруєш,* падшим подаєш воскресіння.</w:t>
       </w:r>
     </w:p>
     <w:p>
@@ -10229,94 +9987,22 @@
         <w:rPr>
           <w:rFonts w:ascii="Times New Roman" w:hAnsi="Times New Roman"/>
           <w:i/>
-          <w:color w:val="FF0000"/>
-          <w:sz w:val="24"/>
-        </w:rPr>
-        <w:t>Тропар (</w:t>
-      </w:r>
-      <w:r>
-        <w:rPr>
-          <w:rFonts w:ascii="Times New Roman" w:hAnsi="Times New Roman"/>
-          <w:i/>
-          <w:color w:val="FF0000"/>
-          <w:sz w:val="24"/>
-        </w:rPr>
-        <w:t>г. 4):</w:t>
-      </w:r>
-      <w:r>
-        <w:rPr>
-          <w:rFonts w:ascii="Times New Roman" w:hAnsi="Times New Roman"/>
-          <w:sz w:val="24"/>
-        </w:rPr>
-        <w:t xml:space="preserve"> Настав день свята світлого,* місто Барі радіє і з ним вся </w:t>
-      </w:r>
-      <w:r>
-        <w:rPr>
-          <w:rFonts w:ascii="Times New Roman" w:hAnsi="Times New Roman"/>
-          <w:sz w:val="24"/>
-        </w:rPr>
-        <w:t>вселенна</w:t>
-      </w:r>
-      <w:r>
-        <w:rPr>
-          <w:rFonts w:ascii="Times New Roman" w:hAnsi="Times New Roman"/>
-          <w:sz w:val="24"/>
-        </w:rPr>
-        <w:t xml:space="preserve"> ликує піснями і співами духовними.* </w:t>
-      </w:r>
-      <w:r>
-        <w:rPr>
-          <w:rFonts w:ascii="Times New Roman" w:hAnsi="Times New Roman"/>
-          <w:sz w:val="24"/>
-        </w:rPr>
-        <w:t>Днесь</w:t>
-      </w:r>
-      <w:r>
-        <w:rPr>
-          <w:rFonts w:ascii="Times New Roman" w:hAnsi="Times New Roman"/>
-          <w:sz w:val="24"/>
-        </w:rPr>
-        <w:t xml:space="preserve"> бо священне торжество перенесення* чесних і </w:t>
-      </w:r>
-      <w:r>
-        <w:rPr>
-          <w:rFonts w:ascii="Times New Roman" w:hAnsi="Times New Roman"/>
-          <w:sz w:val="24"/>
-        </w:rPr>
-        <w:t>багатоцілющих</w:t>
-      </w:r>
-      <w:r>
-        <w:rPr>
-          <w:rFonts w:ascii="Times New Roman" w:hAnsi="Times New Roman"/>
-          <w:sz w:val="24"/>
-        </w:rPr>
-        <w:t xml:space="preserve"> мощів святителя й чудотворця Миколая,* як сонце </w:t>
-      </w:r>
-      <w:r>
-        <w:rPr>
-          <w:rFonts w:ascii="Times New Roman" w:hAnsi="Times New Roman"/>
-          <w:sz w:val="24"/>
-        </w:rPr>
-        <w:t>незаходиме</w:t>
-      </w:r>
-      <w:r>
-        <w:rPr>
-          <w:rFonts w:ascii="Times New Roman" w:hAnsi="Times New Roman"/>
-          <w:sz w:val="24"/>
-        </w:rPr>
-        <w:t xml:space="preserve">, </w:t>
-      </w:r>
-      <w:r>
-        <w:rPr>
-          <w:rFonts w:ascii="Times New Roman" w:hAnsi="Times New Roman"/>
-          <w:sz w:val="24"/>
-        </w:rPr>
-        <w:t>возсіяло</w:t>
-      </w:r>
-      <w:r>
-        <w:rPr>
-          <w:rFonts w:ascii="Times New Roman" w:hAnsi="Times New Roman"/>
-          <w:sz w:val="24"/>
+          <w:color w:val="FF4400"/>
+          <w:sz w:val="24"/>
+        </w:rPr>
+        <w:t xml:space="preserve">Тропар (г. 4): </w:t>
+      </w:r>
+      <w:r>
+        <w:rPr>
+          <w:rFonts w:ascii="Times New Roman" w:hAnsi="Times New Roman"/>
+          <w:sz w:val="24"/>
+        </w:rPr>
+        <w:t>Христо́с воскре́с із ме́ртвих, сме́ртю смерть подола́в, і тим, що в гроба́х, життя́</w:t>
+      </w:r>
+      <w:r>
+        <w:rPr>
+          <w:rFonts w:ascii="MS Shell Dlg 2" w:hAnsi="MS Shell Dlg 2"/>
+          <w:sz w:val="17"/>
         </w:rPr>
         <w:t xml:space="preserve"> </w:t>
       </w:r>
@@ -10325,35 +10011,7 @@
           <w:rFonts w:ascii="Times New Roman" w:hAnsi="Times New Roman"/>
           <w:sz w:val="24"/>
         </w:rPr>
-        <w:t>світлозоряним</w:t>
-      </w:r>
-      <w:r>
-        <w:rPr>
-          <w:rFonts w:ascii="Times New Roman" w:hAnsi="Times New Roman"/>
-          <w:sz w:val="24"/>
-        </w:rPr>
-        <w:t>и</w:t>
-      </w:r>
-      <w:r>
-        <w:rPr>
-          <w:rFonts w:ascii="Times New Roman" w:hAnsi="Times New Roman"/>
-          <w:sz w:val="24"/>
-        </w:rPr>
-        <w:t xml:space="preserve"> </w:t>
-      </w:r>
-      <w:r>
-        <w:rPr>
-          <w:rFonts w:ascii="Times New Roman" w:hAnsi="Times New Roman"/>
-          <w:sz w:val="24"/>
-        </w:rPr>
-        <w:t>лучами</w:t>
-      </w:r>
-      <w:r>
-        <w:rPr>
-          <w:rFonts w:ascii="Times New Roman" w:hAnsi="Times New Roman"/>
-          <w:sz w:val="24"/>
-        </w:rPr>
-        <w:t>* і розганяє темряву спокус і бід від тих, що з вірою взивають:* Спасай нас як заступник наш великий, Миколаю.</w:t>
+        <w:t>дарува́в.</w:t>
       </w:r>
     </w:p>
     <w:p>

--- a/flow/20230927_hours/drafts/2024-05-g/09.05.docx
+++ b/flow/20230927_hours/drafts/2024-05-g/09.05.docx
@@ -1495,19 +1495,158 @@
           <w:color w:val="FF4400"/>
           <w:sz w:val="24"/>
         </w:rPr>
-        <w:t xml:space="preserve">Тропар (г. 4): </w:t>
-      </w:r>
-      <w:r>
-        <w:rPr>
-          <w:rFonts w:ascii="Times New Roman" w:hAnsi="Times New Roman"/>
-          <w:sz w:val="24"/>
-        </w:rPr>
-        <w:t>Христо́с воскре́с із ме́ртвих, сме́ртю смерть подола́в, і тим, що в гроба́х, життя́</w:t>
-      </w:r>
-      <w:r>
-        <w:rPr>
-          <w:rFonts w:ascii="MS Shell Dlg 2" w:hAnsi="MS Shell Dlg 2"/>
-          <w:sz w:val="17"/>
+        <w:t>Тропар (г. 4):</w:t>
+      </w:r>
+      <w:r>
+        <w:rPr>
+          <w:rFonts w:ascii="Times New Roman" w:hAnsi="Times New Roman"/>
+          <w:color w:val="333333"/>
+          <w:sz w:val="24"/>
+        </w:rPr>
+        <w:t xml:space="preserve"> Вознісся Ти у славі, Христе Боже наш,* радість сотворивши ученикам </w:t>
+      </w:r>
+      <w:r>
+        <w:rPr>
+          <w:rFonts w:ascii="Times New Roman" w:hAnsi="Times New Roman"/>
+          <w:color w:val="333333"/>
+          <w:sz w:val="24"/>
+        </w:rPr>
+        <w:t>обітуванням</w:t>
+      </w:r>
+      <w:r>
+        <w:rPr>
+          <w:rFonts w:ascii="Times New Roman" w:hAnsi="Times New Roman"/>
+          <w:color w:val="333333"/>
+          <w:sz w:val="24"/>
+        </w:rPr>
+        <w:t xml:space="preserve"> Святого Духа,* утвердивши їх благословенням,* бо Ти єси Син Божий, </w:t>
+      </w:r>
+      <w:r>
+        <w:rPr>
+          <w:rFonts w:ascii="Times New Roman" w:hAnsi="Times New Roman"/>
+          <w:color w:val="333333"/>
+          <w:sz w:val="24"/>
+        </w:rPr>
+        <w:t>ізбавитель</w:t>
+      </w:r>
+      <w:r>
+        <w:rPr>
+          <w:rFonts w:ascii="Times New Roman" w:hAnsi="Times New Roman"/>
+          <w:color w:val="333333"/>
+          <w:sz w:val="24"/>
+        </w:rPr>
+        <w:t xml:space="preserve"> світу.</w:t>
+      </w:r>
+    </w:p>
+    <w:p>
+      <w:pPr>
+        <w:spacing w:line="240" w:lineRule="auto"/>
+        <w:rPr>
+          <w:rFonts w:ascii="Times New Roman" w:hAnsi="Times New Roman"/>
+          <w:sz w:val="24"/>
+        </w:rPr>
+      </w:pPr>
+      <w:r>
+        <w:rPr>
+          <w:rFonts w:ascii="Times New Roman" w:hAnsi="Times New Roman"/>
+          <w:sz w:val="24"/>
+        </w:rPr>
+        <w:t>Слава Отцю, і Сину, і Святому Духові.</w:t>
+      </w:r>
+    </w:p>
+    <w:p>
+      <w:r>
+        <w:rPr>
+          <w:rFonts w:ascii="Times New Roman" w:hAnsi="Times New Roman"/>
+          <w:i/>
+          <w:color w:val="FF0000"/>
+          <w:sz w:val="24"/>
+        </w:rPr>
+        <w:t>Тропар (</w:t>
+      </w:r>
+      <w:r>
+        <w:rPr>
+          <w:rFonts w:ascii="Times New Roman" w:hAnsi="Times New Roman"/>
+          <w:i/>
+          <w:color w:val="FF0000"/>
+          <w:sz w:val="24"/>
+        </w:rPr>
+        <w:t>г. 4):</w:t>
+      </w:r>
+      <w:r>
+        <w:rPr>
+          <w:rFonts w:ascii="Times New Roman" w:hAnsi="Times New Roman"/>
+          <w:sz w:val="24"/>
+        </w:rPr>
+        <w:t xml:space="preserve"> Настав день свята світлого,* місто Барі радіє і з ним вся </w:t>
+      </w:r>
+      <w:r>
+        <w:rPr>
+          <w:rFonts w:ascii="Times New Roman" w:hAnsi="Times New Roman"/>
+          <w:sz w:val="24"/>
+        </w:rPr>
+        <w:t>вселенна</w:t>
+      </w:r>
+      <w:r>
+        <w:rPr>
+          <w:rFonts w:ascii="Times New Roman" w:hAnsi="Times New Roman"/>
+          <w:sz w:val="24"/>
+        </w:rPr>
+        <w:t xml:space="preserve"> ликує піснями і співами духовними.* </w:t>
+      </w:r>
+      <w:r>
+        <w:rPr>
+          <w:rFonts w:ascii="Times New Roman" w:hAnsi="Times New Roman"/>
+          <w:sz w:val="24"/>
+        </w:rPr>
+        <w:t>Днесь</w:t>
+      </w:r>
+      <w:r>
+        <w:rPr>
+          <w:rFonts w:ascii="Times New Roman" w:hAnsi="Times New Roman"/>
+          <w:sz w:val="24"/>
+        </w:rPr>
+        <w:t xml:space="preserve"> бо священне торжество перенесення* чесних і </w:t>
+      </w:r>
+      <w:r>
+        <w:rPr>
+          <w:rFonts w:ascii="Times New Roman" w:hAnsi="Times New Roman"/>
+          <w:sz w:val="24"/>
+        </w:rPr>
+        <w:t>багатоцілющих</w:t>
+      </w:r>
+      <w:r>
+        <w:rPr>
+          <w:rFonts w:ascii="Times New Roman" w:hAnsi="Times New Roman"/>
+          <w:sz w:val="24"/>
+        </w:rPr>
+        <w:t xml:space="preserve"> мощів святителя й чудотворця Миколая,* як сонце </w:t>
+      </w:r>
+      <w:r>
+        <w:rPr>
+          <w:rFonts w:ascii="Times New Roman" w:hAnsi="Times New Roman"/>
+          <w:sz w:val="24"/>
+        </w:rPr>
+        <w:t>незаходиме</w:t>
+      </w:r>
+      <w:r>
+        <w:rPr>
+          <w:rFonts w:ascii="Times New Roman" w:hAnsi="Times New Roman"/>
+          <w:sz w:val="24"/>
+        </w:rPr>
+        <w:t xml:space="preserve">, </w:t>
+      </w:r>
+      <w:r>
+        <w:rPr>
+          <w:rFonts w:ascii="Times New Roman" w:hAnsi="Times New Roman"/>
+          <w:sz w:val="24"/>
+        </w:rPr>
+        <w:t>возсіяло</w:t>
+      </w:r>
+      <w:r>
+        <w:rPr>
+          <w:rFonts w:ascii="Times New Roman" w:hAnsi="Times New Roman"/>
+          <w:sz w:val="24"/>
         </w:rPr>
         <w:t xml:space="preserve"> </w:t>
       </w:r>
@@ -1516,113 +1655,14 @@
           <w:rFonts w:ascii="Times New Roman" w:hAnsi="Times New Roman"/>
           <w:sz w:val="24"/>
         </w:rPr>
-        <w:t>дарува́в.</w:t>
-      </w:r>
-    </w:p>
-    <w:p>
-      <w:pPr>
-        <w:spacing w:line="240" w:lineRule="auto"/>
-        <w:rPr>
-          <w:rFonts w:ascii="Times New Roman" w:hAnsi="Times New Roman"/>
-          <w:sz w:val="24"/>
-        </w:rPr>
-      </w:pPr>
-      <w:r>
-        <w:rPr>
-          <w:rFonts w:ascii="Times New Roman" w:hAnsi="Times New Roman"/>
-          <w:sz w:val="24"/>
-        </w:rPr>
-        <w:t>Слава Отцю, і Сину, і Святому Духові.</w:t>
-      </w:r>
-    </w:p>
-    <w:p>
-      <w:r>
-        <w:rPr>
-          <w:rFonts w:ascii="Times New Roman" w:hAnsi="Times New Roman"/>
-          <w:i/>
-          <w:color w:val="FF0000"/>
-          <w:sz w:val="24"/>
-        </w:rPr>
-        <w:t>Тропар (</w:t>
-      </w:r>
-      <w:r>
-        <w:rPr>
-          <w:rFonts w:ascii="Times New Roman" w:hAnsi="Times New Roman"/>
-          <w:i/>
-          <w:color w:val="FF0000"/>
-          <w:sz w:val="24"/>
-        </w:rPr>
-        <w:t>г. 4):</w:t>
-      </w:r>
-      <w:r>
-        <w:rPr>
-          <w:rFonts w:ascii="Times New Roman" w:hAnsi="Times New Roman"/>
-          <w:sz w:val="24"/>
-        </w:rPr>
-        <w:t xml:space="preserve"> Настав день свята світлого,* місто Барі радіє і з ним вся </w:t>
-      </w:r>
-      <w:r>
-        <w:rPr>
-          <w:rFonts w:ascii="Times New Roman" w:hAnsi="Times New Roman"/>
-          <w:sz w:val="24"/>
-        </w:rPr>
-        <w:t>вселенна</w:t>
-      </w:r>
-      <w:r>
-        <w:rPr>
-          <w:rFonts w:ascii="Times New Roman" w:hAnsi="Times New Roman"/>
-          <w:sz w:val="24"/>
-        </w:rPr>
-        <w:t xml:space="preserve"> ликує піснями і співами духовними.* </w:t>
-      </w:r>
-      <w:r>
-        <w:rPr>
-          <w:rFonts w:ascii="Times New Roman" w:hAnsi="Times New Roman"/>
-          <w:sz w:val="24"/>
-        </w:rPr>
-        <w:t>Днесь</w:t>
-      </w:r>
-      <w:r>
-        <w:rPr>
-          <w:rFonts w:ascii="Times New Roman" w:hAnsi="Times New Roman"/>
-          <w:sz w:val="24"/>
-        </w:rPr>
-        <w:t xml:space="preserve"> бо священне торжество перенесення* чесних і </w:t>
-      </w:r>
-      <w:r>
-        <w:rPr>
-          <w:rFonts w:ascii="Times New Roman" w:hAnsi="Times New Roman"/>
-          <w:sz w:val="24"/>
-        </w:rPr>
-        <w:t>багатоцілющих</w:t>
-      </w:r>
-      <w:r>
-        <w:rPr>
-          <w:rFonts w:ascii="Times New Roman" w:hAnsi="Times New Roman"/>
-          <w:sz w:val="24"/>
-        </w:rPr>
-        <w:t xml:space="preserve"> мощів святителя й чудотворця Миколая,* як сонце </w:t>
-      </w:r>
-      <w:r>
-        <w:rPr>
-          <w:rFonts w:ascii="Times New Roman" w:hAnsi="Times New Roman"/>
-          <w:sz w:val="24"/>
-        </w:rPr>
-        <w:t>незаходиме</w:t>
-      </w:r>
-      <w:r>
-        <w:rPr>
-          <w:rFonts w:ascii="Times New Roman" w:hAnsi="Times New Roman"/>
-          <w:sz w:val="24"/>
-        </w:rPr>
-        <w:t xml:space="preserve">, </w:t>
-      </w:r>
-      <w:r>
-        <w:rPr>
-          <w:rFonts w:ascii="Times New Roman" w:hAnsi="Times New Roman"/>
-          <w:sz w:val="24"/>
-        </w:rPr>
-        <w:t>возсіяло</w:t>
+        <w:t>світлозоряним</w:t>
+      </w:r>
+      <w:r>
+        <w:rPr>
+          <w:rFonts w:ascii="Times New Roman" w:hAnsi="Times New Roman"/>
+          <w:sz w:val="24"/>
+        </w:rPr>
+        <w:t>и</w:t>
       </w:r>
       <w:r>
         <w:rPr>
@@ -1636,27 +1676,6 @@
           <w:rFonts w:ascii="Times New Roman" w:hAnsi="Times New Roman"/>
           <w:sz w:val="24"/>
         </w:rPr>
-        <w:t>світлозоряним</w:t>
-      </w:r>
-      <w:r>
-        <w:rPr>
-          <w:rFonts w:ascii="Times New Roman" w:hAnsi="Times New Roman"/>
-          <w:sz w:val="24"/>
-        </w:rPr>
-        <w:t>и</w:t>
-      </w:r>
-      <w:r>
-        <w:rPr>
-          <w:rFonts w:ascii="Times New Roman" w:hAnsi="Times New Roman"/>
-          <w:sz w:val="24"/>
-        </w:rPr>
-        <w:t xml:space="preserve"> </w:t>
-      </w:r>
-      <w:r>
-        <w:rPr>
-          <w:rFonts w:ascii="Times New Roman" w:hAnsi="Times New Roman"/>
-          <w:sz w:val="24"/>
-        </w:rPr>
         <w:t>лучами</w:t>
       </w:r>
       <w:r>
@@ -2115,14 +2134,7 @@
           <w:color w:val="FF4400"/>
           <w:sz w:val="24"/>
         </w:rPr>
-        <w:t>Кондак (г. 8):</w:t>
-      </w:r>
-      <w:r>
-        <w:rPr>
-          <w:rFonts w:ascii="Times New Roman" w:hAnsi="Times New Roman"/>
-          <w:sz w:val="24"/>
-        </w:rPr>
-        <w:t xml:space="preserve"> </w:t>
+        <w:t>Кондак (г. 6):</w:t>
       </w:r>
       <w:r>
         <w:rPr>
@@ -2130,7 +2142,7 @@
           <w:color w:val="333333"/>
           <w:sz w:val="24"/>
         </w:rPr>
-        <w:t>Хоч і у гріб зійшов Ти, Безсмертний,* та адову зруйнував Ти силу,* і воскрес єси як переможець, Христе Боже,* жінкам-мироносицям звістивши: Радуйтеся,* і Твоїм апостолам мир даруєш,* падшим подаєш воскресіння.</w:t>
+        <w:t xml:space="preserve"> Сповнивши промисел щодо нас* і те, що на землі, з’єднавши з небесним,* вознісся Ти у славі, Христе Боже наш,* ніяк не відлучаючись, але невідступно перебуваючи,* Ти кличеш до тих, що люблять Тебе:* Я з вами і ніхто проти вас.</w:t>
       </w:r>
     </w:p>
     <w:p>
@@ -7354,19 +7366,158 @@
           <w:color w:val="FF4400"/>
           <w:sz w:val="24"/>
         </w:rPr>
-        <w:t xml:space="preserve">Тропар (г. 4): </w:t>
-      </w:r>
-      <w:r>
-        <w:rPr>
-          <w:rFonts w:ascii="Times New Roman" w:hAnsi="Times New Roman"/>
-          <w:sz w:val="24"/>
-        </w:rPr>
-        <w:t>Христо́с воскре́с із ме́ртвих, сме́ртю смерть подола́в, і тим, що в гроба́х, життя́</w:t>
-      </w:r>
-      <w:r>
-        <w:rPr>
-          <w:rFonts w:ascii="MS Shell Dlg 2" w:hAnsi="MS Shell Dlg 2"/>
-          <w:sz w:val="17"/>
+        <w:t>Тропар (г. 4):</w:t>
+      </w:r>
+      <w:r>
+        <w:rPr>
+          <w:rFonts w:ascii="Times New Roman" w:hAnsi="Times New Roman"/>
+          <w:color w:val="333333"/>
+          <w:sz w:val="24"/>
+        </w:rPr>
+        <w:t xml:space="preserve"> Вознісся Ти у славі, Христе Боже наш,* радість сотворивши ученикам </w:t>
+      </w:r>
+      <w:r>
+        <w:rPr>
+          <w:rFonts w:ascii="Times New Roman" w:hAnsi="Times New Roman"/>
+          <w:color w:val="333333"/>
+          <w:sz w:val="24"/>
+        </w:rPr>
+        <w:t>обітуванням</w:t>
+      </w:r>
+      <w:r>
+        <w:rPr>
+          <w:rFonts w:ascii="Times New Roman" w:hAnsi="Times New Roman"/>
+          <w:color w:val="333333"/>
+          <w:sz w:val="24"/>
+        </w:rPr>
+        <w:t xml:space="preserve"> Святого Духа,* утвердивши їх благословенням,* бо Ти єси Син Божий, </w:t>
+      </w:r>
+      <w:r>
+        <w:rPr>
+          <w:rFonts w:ascii="Times New Roman" w:hAnsi="Times New Roman"/>
+          <w:color w:val="333333"/>
+          <w:sz w:val="24"/>
+        </w:rPr>
+        <w:t>ізбавитель</w:t>
+      </w:r>
+      <w:r>
+        <w:rPr>
+          <w:rFonts w:ascii="Times New Roman" w:hAnsi="Times New Roman"/>
+          <w:color w:val="333333"/>
+          <w:sz w:val="24"/>
+        </w:rPr>
+        <w:t xml:space="preserve"> світу.</w:t>
+      </w:r>
+    </w:p>
+    <w:p>
+      <w:pPr>
+        <w:spacing w:line="240" w:lineRule="auto"/>
+        <w:rPr>
+          <w:rFonts w:ascii="Times New Roman" w:hAnsi="Times New Roman"/>
+          <w:sz w:val="24"/>
+        </w:rPr>
+      </w:pPr>
+      <w:r>
+        <w:rPr>
+          <w:rFonts w:ascii="Times New Roman" w:hAnsi="Times New Roman"/>
+          <w:sz w:val="24"/>
+        </w:rPr>
+        <w:t>Слава Отцю, і Сину, і Святому Духові.</w:t>
+      </w:r>
+    </w:p>
+    <w:p>
+      <w:r>
+        <w:rPr>
+          <w:rFonts w:ascii="Times New Roman" w:hAnsi="Times New Roman"/>
+          <w:i/>
+          <w:color w:val="FF0000"/>
+          <w:sz w:val="24"/>
+        </w:rPr>
+        <w:t>Тропар (</w:t>
+      </w:r>
+      <w:r>
+        <w:rPr>
+          <w:rFonts w:ascii="Times New Roman" w:hAnsi="Times New Roman"/>
+          <w:i/>
+          <w:color w:val="FF0000"/>
+          <w:sz w:val="24"/>
+        </w:rPr>
+        <w:t>г. 4):</w:t>
+      </w:r>
+      <w:r>
+        <w:rPr>
+          <w:rFonts w:ascii="Times New Roman" w:hAnsi="Times New Roman"/>
+          <w:sz w:val="24"/>
+        </w:rPr>
+        <w:t xml:space="preserve"> Настав день свята світлого,* місто Барі радіє і з ним вся </w:t>
+      </w:r>
+      <w:r>
+        <w:rPr>
+          <w:rFonts w:ascii="Times New Roman" w:hAnsi="Times New Roman"/>
+          <w:sz w:val="24"/>
+        </w:rPr>
+        <w:t>вселенна</w:t>
+      </w:r>
+      <w:r>
+        <w:rPr>
+          <w:rFonts w:ascii="Times New Roman" w:hAnsi="Times New Roman"/>
+          <w:sz w:val="24"/>
+        </w:rPr>
+        <w:t xml:space="preserve"> ликує піснями і співами духовними.* </w:t>
+      </w:r>
+      <w:r>
+        <w:rPr>
+          <w:rFonts w:ascii="Times New Roman" w:hAnsi="Times New Roman"/>
+          <w:sz w:val="24"/>
+        </w:rPr>
+        <w:t>Днесь</w:t>
+      </w:r>
+      <w:r>
+        <w:rPr>
+          <w:rFonts w:ascii="Times New Roman" w:hAnsi="Times New Roman"/>
+          <w:sz w:val="24"/>
+        </w:rPr>
+        <w:t xml:space="preserve"> бо священне торжество перенесення* чесних і </w:t>
+      </w:r>
+      <w:r>
+        <w:rPr>
+          <w:rFonts w:ascii="Times New Roman" w:hAnsi="Times New Roman"/>
+          <w:sz w:val="24"/>
+        </w:rPr>
+        <w:t>багатоцілющих</w:t>
+      </w:r>
+      <w:r>
+        <w:rPr>
+          <w:rFonts w:ascii="Times New Roman" w:hAnsi="Times New Roman"/>
+          <w:sz w:val="24"/>
+        </w:rPr>
+        <w:t xml:space="preserve"> мощів святителя й чудотворця Миколая,* як сонце </w:t>
+      </w:r>
+      <w:r>
+        <w:rPr>
+          <w:rFonts w:ascii="Times New Roman" w:hAnsi="Times New Roman"/>
+          <w:sz w:val="24"/>
+        </w:rPr>
+        <w:t>незаходиме</w:t>
+      </w:r>
+      <w:r>
+        <w:rPr>
+          <w:rFonts w:ascii="Times New Roman" w:hAnsi="Times New Roman"/>
+          <w:sz w:val="24"/>
+        </w:rPr>
+        <w:t xml:space="preserve">, </w:t>
+      </w:r>
+      <w:r>
+        <w:rPr>
+          <w:rFonts w:ascii="Times New Roman" w:hAnsi="Times New Roman"/>
+          <w:sz w:val="24"/>
+        </w:rPr>
+        <w:t>возсіяло</w:t>
+      </w:r>
+      <w:r>
+        <w:rPr>
+          <w:rFonts w:ascii="Times New Roman" w:hAnsi="Times New Roman"/>
+          <w:sz w:val="24"/>
         </w:rPr>
         <w:t xml:space="preserve"> </w:t>
       </w:r>
@@ -7375,113 +7526,14 @@
           <w:rFonts w:ascii="Times New Roman" w:hAnsi="Times New Roman"/>
           <w:sz w:val="24"/>
         </w:rPr>
-        <w:t>дарува́в.</w:t>
-      </w:r>
-    </w:p>
-    <w:p>
-      <w:pPr>
-        <w:spacing w:line="240" w:lineRule="auto"/>
-        <w:rPr>
-          <w:rFonts w:ascii="Times New Roman" w:hAnsi="Times New Roman"/>
-          <w:sz w:val="24"/>
-        </w:rPr>
-      </w:pPr>
-      <w:r>
-        <w:rPr>
-          <w:rFonts w:ascii="Times New Roman" w:hAnsi="Times New Roman"/>
-          <w:sz w:val="24"/>
-        </w:rPr>
-        <w:t>Слава Отцю, і Сину, і Святому Духові.</w:t>
-      </w:r>
-    </w:p>
-    <w:p>
-      <w:r>
-        <w:rPr>
-          <w:rFonts w:ascii="Times New Roman" w:hAnsi="Times New Roman"/>
-          <w:i/>
-          <w:color w:val="FF0000"/>
-          <w:sz w:val="24"/>
-        </w:rPr>
-        <w:t>Тропар (</w:t>
-      </w:r>
-      <w:r>
-        <w:rPr>
-          <w:rFonts w:ascii="Times New Roman" w:hAnsi="Times New Roman"/>
-          <w:i/>
-          <w:color w:val="FF0000"/>
-          <w:sz w:val="24"/>
-        </w:rPr>
-        <w:t>г. 4):</w:t>
-      </w:r>
-      <w:r>
-        <w:rPr>
-          <w:rFonts w:ascii="Times New Roman" w:hAnsi="Times New Roman"/>
-          <w:sz w:val="24"/>
-        </w:rPr>
-        <w:t xml:space="preserve"> Настав день свята світлого,* місто Барі радіє і з ним вся </w:t>
-      </w:r>
-      <w:r>
-        <w:rPr>
-          <w:rFonts w:ascii="Times New Roman" w:hAnsi="Times New Roman"/>
-          <w:sz w:val="24"/>
-        </w:rPr>
-        <w:t>вселенна</w:t>
-      </w:r>
-      <w:r>
-        <w:rPr>
-          <w:rFonts w:ascii="Times New Roman" w:hAnsi="Times New Roman"/>
-          <w:sz w:val="24"/>
-        </w:rPr>
-        <w:t xml:space="preserve"> ликує піснями і співами духовними.* </w:t>
-      </w:r>
-      <w:r>
-        <w:rPr>
-          <w:rFonts w:ascii="Times New Roman" w:hAnsi="Times New Roman"/>
-          <w:sz w:val="24"/>
-        </w:rPr>
-        <w:t>Днесь</w:t>
-      </w:r>
-      <w:r>
-        <w:rPr>
-          <w:rFonts w:ascii="Times New Roman" w:hAnsi="Times New Roman"/>
-          <w:sz w:val="24"/>
-        </w:rPr>
-        <w:t xml:space="preserve"> бо священне торжество перенесення* чесних і </w:t>
-      </w:r>
-      <w:r>
-        <w:rPr>
-          <w:rFonts w:ascii="Times New Roman" w:hAnsi="Times New Roman"/>
-          <w:sz w:val="24"/>
-        </w:rPr>
-        <w:t>багатоцілющих</w:t>
-      </w:r>
-      <w:r>
-        <w:rPr>
-          <w:rFonts w:ascii="Times New Roman" w:hAnsi="Times New Roman"/>
-          <w:sz w:val="24"/>
-        </w:rPr>
-        <w:t xml:space="preserve"> мощів святителя й чудотворця Миколая,* як сонце </w:t>
-      </w:r>
-      <w:r>
-        <w:rPr>
-          <w:rFonts w:ascii="Times New Roman" w:hAnsi="Times New Roman"/>
-          <w:sz w:val="24"/>
-        </w:rPr>
-        <w:t>незаходиме</w:t>
-      </w:r>
-      <w:r>
-        <w:rPr>
-          <w:rFonts w:ascii="Times New Roman" w:hAnsi="Times New Roman"/>
-          <w:sz w:val="24"/>
-        </w:rPr>
-        <w:t xml:space="preserve">, </w:t>
-      </w:r>
-      <w:r>
-        <w:rPr>
-          <w:rFonts w:ascii="Times New Roman" w:hAnsi="Times New Roman"/>
-          <w:sz w:val="24"/>
-        </w:rPr>
-        <w:t>возсіяло</w:t>
+        <w:t>світлозоряним</w:t>
+      </w:r>
+      <w:r>
+        <w:rPr>
+          <w:rFonts w:ascii="Times New Roman" w:hAnsi="Times New Roman"/>
+          <w:sz w:val="24"/>
+        </w:rPr>
+        <w:t>и</w:t>
       </w:r>
       <w:r>
         <w:rPr>
@@ -7495,27 +7547,6 @@
           <w:rFonts w:ascii="Times New Roman" w:hAnsi="Times New Roman"/>
           <w:sz w:val="24"/>
         </w:rPr>
-        <w:t>світлозоряним</w:t>
-      </w:r>
-      <w:r>
-        <w:rPr>
-          <w:rFonts w:ascii="Times New Roman" w:hAnsi="Times New Roman"/>
-          <w:sz w:val="24"/>
-        </w:rPr>
-        <w:t>и</w:t>
-      </w:r>
-      <w:r>
-        <w:rPr>
-          <w:rFonts w:ascii="Times New Roman" w:hAnsi="Times New Roman"/>
-          <w:sz w:val="24"/>
-        </w:rPr>
-        <w:t xml:space="preserve"> </w:t>
-      </w:r>
-      <w:r>
-        <w:rPr>
-          <w:rFonts w:ascii="Times New Roman" w:hAnsi="Times New Roman"/>
-          <w:sz w:val="24"/>
-        </w:rPr>
         <w:t>лучами</w:t>
       </w:r>
       <w:r>
@@ -8018,14 +8049,7 @@
           <w:color w:val="FF4400"/>
           <w:sz w:val="24"/>
         </w:rPr>
-        <w:t>Кондак (г. 8):</w:t>
-      </w:r>
-      <w:r>
-        <w:rPr>
-          <w:rFonts w:ascii="Times New Roman" w:hAnsi="Times New Roman"/>
-          <w:sz w:val="24"/>
-        </w:rPr>
-        <w:t xml:space="preserve"> </w:t>
+        <w:t>Кондак (г. 6):</w:t>
       </w:r>
       <w:r>
         <w:rPr>
@@ -8033,7 +8057,7 @@
           <w:color w:val="333333"/>
           <w:sz w:val="24"/>
         </w:rPr>
-        <w:t>Хоч і у гріб зійшов Ти, Безсмертний,* та адову зруйнував Ти силу,* і воскрес єси як переможець, Христе Боже,* жінкам-мироносицям звістивши: Радуйтеся,* і Твоїм апостолам мир даруєш,* падшим подаєш воскресіння.</w:t>
+        <w:t xml:space="preserve"> Сповнивши промисел щодо нас* і те, що на землі, з’єднавши з небесним,* вознісся Ти у славі, Христе Боже наш,* ніяк не відлучаючись, але невідступно перебуваючи,* Ти кличеш до тих, що люблять Тебе:* Я з вами і ніхто проти вас.</w:t>
       </w:r>
     </w:p>
     <w:p>
@@ -9990,28 +10014,47 @@
           <w:color w:val="FF4400"/>
           <w:sz w:val="24"/>
         </w:rPr>
-        <w:t xml:space="preserve">Тропар (г. 4): </w:t>
-      </w:r>
-      <w:r>
-        <w:rPr>
-          <w:rFonts w:ascii="Times New Roman" w:hAnsi="Times New Roman"/>
-          <w:sz w:val="24"/>
-        </w:rPr>
-        <w:t>Христо́с воскре́с із ме́ртвих, сме́ртю смерть подола́в, і тим, що в гроба́х, життя́</w:t>
-      </w:r>
-      <w:r>
-        <w:rPr>
-          <w:rFonts w:ascii="MS Shell Dlg 2" w:hAnsi="MS Shell Dlg 2"/>
-          <w:sz w:val="17"/>
-        </w:rPr>
-        <w:t xml:space="preserve"> </w:t>
-      </w:r>
-      <w:r>
-        <w:rPr>
-          <w:rFonts w:ascii="Times New Roman" w:hAnsi="Times New Roman"/>
-          <w:sz w:val="24"/>
-        </w:rPr>
-        <w:t>дарува́в.</w:t>
+        <w:t>Тропар (г. 4):</w:t>
+      </w:r>
+      <w:r>
+        <w:rPr>
+          <w:rFonts w:ascii="Times New Roman" w:hAnsi="Times New Roman"/>
+          <w:color w:val="333333"/>
+          <w:sz w:val="24"/>
+        </w:rPr>
+        <w:t xml:space="preserve"> Вознісся Ти у славі, Христе Боже наш,* радість сотворивши ученикам </w:t>
+      </w:r>
+      <w:r>
+        <w:rPr>
+          <w:rFonts w:ascii="Times New Roman" w:hAnsi="Times New Roman"/>
+          <w:color w:val="333333"/>
+          <w:sz w:val="24"/>
+        </w:rPr>
+        <w:t>обітуванням</w:t>
+      </w:r>
+      <w:r>
+        <w:rPr>
+          <w:rFonts w:ascii="Times New Roman" w:hAnsi="Times New Roman"/>
+          <w:color w:val="333333"/>
+          <w:sz w:val="24"/>
+        </w:rPr>
+        <w:t xml:space="preserve"> Святого Духа,* утвердивши їх благословенням,* бо Ти єси Син Божий, </w:t>
+      </w:r>
+      <w:r>
+        <w:rPr>
+          <w:rFonts w:ascii="Times New Roman" w:hAnsi="Times New Roman"/>
+          <w:color w:val="333333"/>
+          <w:sz w:val="24"/>
+        </w:rPr>
+        <w:t>ізбавитель</w:t>
+      </w:r>
+      <w:r>
+        <w:rPr>
+          <w:rFonts w:ascii="Times New Roman" w:hAnsi="Times New Roman"/>
+          <w:color w:val="333333"/>
+          <w:sz w:val="24"/>
+        </w:rPr>
+        <w:t xml:space="preserve"> світу.</w:t>
       </w:r>
     </w:p>
     <w:p>
